--- a/1 Разработка Web-приложений (Трубилов Николай Михайлович)/Лабораторные/Лабораторная_2/Соколов Д.А Ик-731 - ЛР2 (Контрольные вопросы).docx
+++ b/1 Разработка Web-приложений (Трубилов Николай Михайлович)/Лабораторные/Лабораторная_2/Соколов Д.А Ик-731 - ЛР2 (Контрольные вопросы).docx
@@ -37,58 +37,3547 @@
       <w:pPr>
         <w:spacing w:line="360" w:lineRule="auto"/>
         <w:ind w:firstLine="425"/>
-        <w:jc w:val="center"/>
-        <w:rPr>
-          <w:b/>
-          <w:bCs/>
-          <w:sz w:val="28"/>
-          <w:szCs w:val="28"/>
-        </w:rPr>
-      </w:pPr>
-    </w:p>
-    <w:p>
-      <w:pPr>
-        <w:pStyle w:val="a7"/>
-        <w:numPr>
-          <w:ilvl w:val="0"/>
-          <w:numId w:val="2"/>
-        </w:numPr>
-        <w:spacing w:line="360" w:lineRule="auto"/>
-        <w:jc w:val="both"/>
-        <w:rPr>
-          <w:b/>
-          <w:bCs/>
-          <w:sz w:val="28"/>
-          <w:szCs w:val="28"/>
-        </w:rPr>
-      </w:pPr>
-      <w:r>
-        <w:rPr>
-          <w:b/>
-          <w:bCs/>
-          <w:sz w:val="28"/>
-          <w:szCs w:val="28"/>
-        </w:rPr>
-        <w:t xml:space="preserve">Почему следует изучать PHP? </w:t>
-      </w:r>
-    </w:p>
-    <w:p>
-      <w:pPr>
-        <w:spacing w:line="360" w:lineRule="auto"/>
-        <w:ind w:firstLine="425"/>
-        <w:jc w:val="both"/>
-        <w:rPr>
-          <w:b/>
-          <w:bCs/>
-          <w:sz w:val="28"/>
-          <w:szCs w:val="28"/>
-        </w:rPr>
-      </w:pPr>
-    </w:p>
-    <w:p>
+        <w:jc w:val="both"/>
+        <w:rPr>
+          <w:sz w:val="28"/>
+          <w:szCs w:val="28"/>
+        </w:rPr>
+      </w:pPr>
+      <w:r>
+        <w:rPr>
+          <w:sz w:val="28"/>
+          <w:szCs w:val="28"/>
+        </w:rPr>
+        <w:t xml:space="preserve">1. Оператор </w:t>
+      </w:r>
+      <w:proofErr w:type="gramStart"/>
+      <w:r>
+        <w:rPr>
+          <w:sz w:val="28"/>
+          <w:szCs w:val="28"/>
+        </w:rPr>
+        <w:t xml:space="preserve">- </w:t>
+      </w:r>
+      <w:r>
+        <w:rPr>
+          <w:sz w:val="28"/>
+          <w:szCs w:val="28"/>
+        </w:rPr>
+        <w:t>это</w:t>
+      </w:r>
+      <w:proofErr w:type="gramEnd"/>
+      <w:r>
+        <w:rPr>
+          <w:sz w:val="28"/>
+          <w:szCs w:val="28"/>
+        </w:rPr>
+        <w:t xml:space="preserve"> конструкция языка, которая после обработки интерпретатором выполняет действие над выражениями: либо вычисляет значение, либо изменяет порядок выполнения команд программы.</w:t>
+      </w:r>
+    </w:p>
+    <w:p>
+      <w:pPr>
+        <w:spacing w:line="360" w:lineRule="auto"/>
+        <w:ind w:firstLine="425"/>
+        <w:jc w:val="both"/>
+        <w:rPr>
+          <w:sz w:val="28"/>
+          <w:szCs w:val="28"/>
+        </w:rPr>
+      </w:pPr>
+    </w:p>
+    <w:p>
+      <w:pPr>
+        <w:spacing w:line="360" w:lineRule="auto"/>
+        <w:ind w:firstLine="425"/>
+        <w:jc w:val="both"/>
+        <w:rPr>
+          <w:sz w:val="28"/>
+          <w:szCs w:val="28"/>
+        </w:rPr>
+      </w:pPr>
+      <w:r>
+        <w:rPr>
+          <w:sz w:val="28"/>
+          <w:szCs w:val="28"/>
+        </w:rPr>
+        <w:t xml:space="preserve">2. Да. В рамках методички функция считается оператором, если она возвращает значение. Поэтому </w:t>
+      </w:r>
+      <w:proofErr w:type="spellStart"/>
+      <w:proofErr w:type="gramStart"/>
+      <w:r>
+        <w:rPr>
+          <w:sz w:val="28"/>
+          <w:szCs w:val="28"/>
+        </w:rPr>
+        <w:t>print</w:t>
+      </w:r>
+      <w:proofErr w:type="spellEnd"/>
+      <w:r>
+        <w:rPr>
+          <w:sz w:val="28"/>
+          <w:szCs w:val="28"/>
+        </w:rPr>
+        <w:t>(</w:t>
+      </w:r>
+      <w:proofErr w:type="gramEnd"/>
+      <w:r>
+        <w:rPr>
+          <w:sz w:val="28"/>
+          <w:szCs w:val="28"/>
+        </w:rPr>
+        <w:t xml:space="preserve">) можно рассматривать как оператор, а </w:t>
+      </w:r>
+      <w:proofErr w:type="spellStart"/>
+      <w:r>
+        <w:rPr>
+          <w:sz w:val="28"/>
+          <w:szCs w:val="28"/>
+        </w:rPr>
+        <w:t>echo</w:t>
+      </w:r>
+      <w:proofErr w:type="spellEnd"/>
+      <w:r>
+        <w:rPr>
+          <w:sz w:val="28"/>
+          <w:szCs w:val="28"/>
+        </w:rPr>
+        <w:t xml:space="preserve">() </w:t>
+      </w:r>
+      <w:r>
+        <w:rPr>
+          <w:sz w:val="28"/>
+          <w:szCs w:val="28"/>
+        </w:rPr>
+        <w:t xml:space="preserve">- </w:t>
+      </w:r>
+      <w:r>
+        <w:rPr>
+          <w:sz w:val="28"/>
+          <w:szCs w:val="28"/>
+        </w:rPr>
+        <w:t>нет.</w:t>
+      </w:r>
+    </w:p>
+    <w:p>
+      <w:pPr>
+        <w:spacing w:line="360" w:lineRule="auto"/>
+        <w:ind w:firstLine="425"/>
+        <w:jc w:val="both"/>
+        <w:rPr>
+          <w:sz w:val="28"/>
+          <w:szCs w:val="28"/>
+        </w:rPr>
+      </w:pPr>
+    </w:p>
+    <w:p>
+      <w:pPr>
+        <w:spacing w:line="360" w:lineRule="auto"/>
+        <w:ind w:firstLine="425"/>
+        <w:jc w:val="both"/>
+        <w:rPr>
+          <w:sz w:val="28"/>
+          <w:szCs w:val="28"/>
+        </w:rPr>
+      </w:pPr>
+      <w:r>
+        <w:rPr>
+          <w:sz w:val="28"/>
+          <w:szCs w:val="28"/>
+        </w:rPr>
+        <w:t>3. Операторы PHP классифицируются как операторы обработки данных, логические операторы и операторы управления выполнением скрипта. Более подробно выделяют арифметические, строковые, побитовые, логические, операторы присваивания, сравнения, инкремента и декремента, операторы цикла, условные операторы и другие.</w:t>
+      </w:r>
+    </w:p>
+    <w:p>
+      <w:pPr>
+        <w:spacing w:line="360" w:lineRule="auto"/>
+        <w:ind w:firstLine="425"/>
+        <w:jc w:val="both"/>
+        <w:rPr>
+          <w:sz w:val="28"/>
+          <w:szCs w:val="28"/>
+        </w:rPr>
+      </w:pPr>
+    </w:p>
+    <w:p>
+      <w:pPr>
+        <w:spacing w:line="360" w:lineRule="auto"/>
+        <w:ind w:firstLine="425"/>
+        <w:jc w:val="both"/>
+        <w:rPr>
+          <w:sz w:val="28"/>
+          <w:szCs w:val="28"/>
+        </w:rPr>
+      </w:pPr>
+      <w:r>
+        <w:rPr>
+          <w:sz w:val="28"/>
+          <w:szCs w:val="28"/>
+        </w:rPr>
+        <w:t>4. Приоритет операторов определяет порядок их выполнения в выражении.</w:t>
+      </w:r>
+    </w:p>
+    <w:p>
+      <w:pPr>
+        <w:spacing w:line="360" w:lineRule="auto"/>
+        <w:ind w:firstLine="425"/>
+        <w:jc w:val="both"/>
+        <w:rPr>
+          <w:sz w:val="28"/>
+          <w:szCs w:val="28"/>
+        </w:rPr>
+      </w:pPr>
+    </w:p>
+    <w:p>
+      <w:pPr>
+        <w:spacing w:line="360" w:lineRule="auto"/>
+        <w:ind w:firstLine="425"/>
+        <w:jc w:val="both"/>
+        <w:rPr>
+          <w:sz w:val="28"/>
+          <w:szCs w:val="28"/>
+        </w:rPr>
+      </w:pPr>
+      <w:r>
+        <w:rPr>
+          <w:sz w:val="28"/>
+          <w:szCs w:val="28"/>
+        </w:rPr>
+        <w:t>5. Приоритет операторов нужен для того, чтобы сложные выражения выполнялись однозначно и было понятно, какой оператор срабатывает раньше.</w:t>
+      </w:r>
+    </w:p>
+    <w:p>
+      <w:pPr>
+        <w:spacing w:line="360" w:lineRule="auto"/>
+        <w:ind w:firstLine="425"/>
+        <w:jc w:val="both"/>
+        <w:rPr>
+          <w:sz w:val="28"/>
+          <w:szCs w:val="28"/>
+        </w:rPr>
+      </w:pPr>
+    </w:p>
+    <w:p>
+      <w:pPr>
+        <w:spacing w:line="360" w:lineRule="auto"/>
+        <w:ind w:firstLine="425"/>
+        <w:jc w:val="both"/>
+        <w:rPr>
+          <w:sz w:val="28"/>
+          <w:szCs w:val="28"/>
+        </w:rPr>
+      </w:pPr>
+      <w:r>
+        <w:rPr>
+          <w:sz w:val="28"/>
+          <w:szCs w:val="28"/>
+        </w:rPr>
+        <w:t>6. Ассоциативность показывает направление выполнения операторов одинакового приоритета: слева направо или справа налево. Это не эквивалент приоритета, а отдельное свойство.</w:t>
+      </w:r>
+    </w:p>
+    <w:p>
+      <w:pPr>
+        <w:spacing w:line="360" w:lineRule="auto"/>
+        <w:ind w:firstLine="425"/>
+        <w:jc w:val="both"/>
+        <w:rPr>
+          <w:sz w:val="28"/>
+          <w:szCs w:val="28"/>
+        </w:rPr>
+      </w:pPr>
+    </w:p>
+    <w:p>
+      <w:pPr>
+        <w:spacing w:line="360" w:lineRule="auto"/>
+        <w:ind w:firstLine="425"/>
+        <w:jc w:val="both"/>
+        <w:rPr>
+          <w:sz w:val="28"/>
+          <w:szCs w:val="28"/>
+        </w:rPr>
+      </w:pPr>
+      <w:r>
+        <w:rPr>
+          <w:sz w:val="28"/>
+          <w:szCs w:val="28"/>
+        </w:rPr>
+        <w:t>7. 6/5 = 1.2, 6%5 = 1, 6.3%5.2 = 1, потому что оператор % работает с целыми числами и дробные значения приводятся к целым.</w:t>
+      </w:r>
+    </w:p>
+    <w:p>
+      <w:pPr>
+        <w:spacing w:line="360" w:lineRule="auto"/>
+        <w:ind w:firstLine="425"/>
+        <w:jc w:val="both"/>
+        <w:rPr>
+          <w:sz w:val="28"/>
+          <w:szCs w:val="28"/>
+        </w:rPr>
+      </w:pPr>
+    </w:p>
+    <w:p>
+      <w:pPr>
+        <w:spacing w:line="360" w:lineRule="auto"/>
+        <w:ind w:firstLine="425"/>
+        <w:jc w:val="both"/>
+        <w:rPr>
+          <w:sz w:val="28"/>
+          <w:szCs w:val="28"/>
+        </w:rPr>
+      </w:pPr>
+      <w:r>
+        <w:rPr>
+          <w:sz w:val="28"/>
+          <w:szCs w:val="28"/>
+        </w:rPr>
+        <w:t xml:space="preserve">8. </w:t>
+      </w:r>
+      <w:proofErr w:type="spellStart"/>
+      <w:r>
+        <w:rPr>
+          <w:sz w:val="28"/>
+          <w:szCs w:val="28"/>
+        </w:rPr>
+        <w:t>BCMath</w:t>
+      </w:r>
+      <w:proofErr w:type="spellEnd"/>
+      <w:r>
+        <w:rPr>
+          <w:sz w:val="28"/>
+          <w:szCs w:val="28"/>
+        </w:rPr>
+        <w:t xml:space="preserve"> </w:t>
+      </w:r>
+      <w:proofErr w:type="gramStart"/>
+      <w:r>
+        <w:rPr>
+          <w:sz w:val="28"/>
+          <w:szCs w:val="28"/>
+        </w:rPr>
+        <w:t xml:space="preserve">- </w:t>
+      </w:r>
+      <w:r>
+        <w:rPr>
+          <w:sz w:val="28"/>
+          <w:szCs w:val="28"/>
+        </w:rPr>
+        <w:t>это</w:t>
+      </w:r>
+      <w:proofErr w:type="gramEnd"/>
+      <w:r>
+        <w:rPr>
+          <w:sz w:val="28"/>
+          <w:szCs w:val="28"/>
+        </w:rPr>
+        <w:t xml:space="preserve"> расширение PHP для арифметики произвольной точности. Оно используется, когда обычных </w:t>
+      </w:r>
+      <w:proofErr w:type="spellStart"/>
+      <w:r>
+        <w:rPr>
+          <w:sz w:val="28"/>
+          <w:szCs w:val="28"/>
+        </w:rPr>
+        <w:t>integer</w:t>
+      </w:r>
+      <w:proofErr w:type="spellEnd"/>
+      <w:r>
+        <w:rPr>
+          <w:sz w:val="28"/>
+          <w:szCs w:val="28"/>
+        </w:rPr>
+        <w:t xml:space="preserve"> и </w:t>
+      </w:r>
+      <w:proofErr w:type="spellStart"/>
+      <w:r>
+        <w:rPr>
+          <w:sz w:val="28"/>
+          <w:szCs w:val="28"/>
+        </w:rPr>
+        <w:t>float</w:t>
+      </w:r>
+      <w:proofErr w:type="spellEnd"/>
+      <w:r>
+        <w:rPr>
+          <w:sz w:val="28"/>
+          <w:szCs w:val="28"/>
+        </w:rPr>
+        <w:t xml:space="preserve"> недостаточно, например для </w:t>
+      </w:r>
+      <w:r>
+        <w:rPr>
+          <w:sz w:val="28"/>
+          <w:szCs w:val="28"/>
+        </w:rPr>
+        <w:lastRenderedPageBreak/>
+        <w:t xml:space="preserve">точных вычислений с большими числами. Основные функции: </w:t>
+      </w:r>
+      <w:proofErr w:type="spellStart"/>
+      <w:r>
+        <w:rPr>
+          <w:sz w:val="28"/>
+          <w:szCs w:val="28"/>
+        </w:rPr>
+        <w:t>bcadd</w:t>
+      </w:r>
+      <w:proofErr w:type="spellEnd"/>
+      <w:r>
+        <w:rPr>
+          <w:sz w:val="28"/>
+          <w:szCs w:val="28"/>
+        </w:rPr>
+        <w:t xml:space="preserve">, </w:t>
+      </w:r>
+      <w:proofErr w:type="spellStart"/>
+      <w:r>
+        <w:rPr>
+          <w:sz w:val="28"/>
+          <w:szCs w:val="28"/>
+        </w:rPr>
+        <w:t>bcsub</w:t>
+      </w:r>
+      <w:proofErr w:type="spellEnd"/>
+      <w:r>
+        <w:rPr>
+          <w:sz w:val="28"/>
+          <w:szCs w:val="28"/>
+        </w:rPr>
+        <w:t xml:space="preserve">, </w:t>
+      </w:r>
+      <w:proofErr w:type="spellStart"/>
+      <w:r>
+        <w:rPr>
+          <w:sz w:val="28"/>
+          <w:szCs w:val="28"/>
+        </w:rPr>
+        <w:t>bcmul</w:t>
+      </w:r>
+      <w:proofErr w:type="spellEnd"/>
+      <w:r>
+        <w:rPr>
+          <w:sz w:val="28"/>
+          <w:szCs w:val="28"/>
+        </w:rPr>
+        <w:t xml:space="preserve">, </w:t>
+      </w:r>
+      <w:proofErr w:type="spellStart"/>
+      <w:r>
+        <w:rPr>
+          <w:sz w:val="28"/>
+          <w:szCs w:val="28"/>
+        </w:rPr>
+        <w:t>bcdiv</w:t>
+      </w:r>
+      <w:proofErr w:type="spellEnd"/>
+      <w:r>
+        <w:rPr>
+          <w:sz w:val="28"/>
+          <w:szCs w:val="28"/>
+        </w:rPr>
+        <w:t xml:space="preserve">, </w:t>
+      </w:r>
+      <w:proofErr w:type="spellStart"/>
+      <w:r>
+        <w:rPr>
+          <w:sz w:val="28"/>
+          <w:szCs w:val="28"/>
+        </w:rPr>
+        <w:t>bcmod</w:t>
+      </w:r>
+      <w:proofErr w:type="spellEnd"/>
+      <w:r>
+        <w:rPr>
+          <w:sz w:val="28"/>
+          <w:szCs w:val="28"/>
+        </w:rPr>
+        <w:t xml:space="preserve">, </w:t>
+      </w:r>
+      <w:proofErr w:type="spellStart"/>
+      <w:r>
+        <w:rPr>
+          <w:sz w:val="28"/>
+          <w:szCs w:val="28"/>
+        </w:rPr>
+        <w:t>bcpow</w:t>
+      </w:r>
+      <w:proofErr w:type="spellEnd"/>
+      <w:r>
+        <w:rPr>
+          <w:sz w:val="28"/>
+          <w:szCs w:val="28"/>
+        </w:rPr>
+        <w:t xml:space="preserve">, </w:t>
+      </w:r>
+      <w:proofErr w:type="spellStart"/>
+      <w:r>
+        <w:rPr>
+          <w:sz w:val="28"/>
+          <w:szCs w:val="28"/>
+        </w:rPr>
+        <w:t>bcsqrt</w:t>
+      </w:r>
+      <w:proofErr w:type="spellEnd"/>
+      <w:r>
+        <w:rPr>
+          <w:sz w:val="28"/>
+          <w:szCs w:val="28"/>
+        </w:rPr>
+        <w:t xml:space="preserve">, </w:t>
+      </w:r>
+      <w:proofErr w:type="spellStart"/>
+      <w:r>
+        <w:rPr>
+          <w:sz w:val="28"/>
+          <w:szCs w:val="28"/>
+        </w:rPr>
+        <w:t>bccomp</w:t>
+      </w:r>
+      <w:proofErr w:type="spellEnd"/>
+      <w:r>
+        <w:rPr>
+          <w:sz w:val="28"/>
+          <w:szCs w:val="28"/>
+        </w:rPr>
+        <w:t xml:space="preserve">, </w:t>
+      </w:r>
+      <w:proofErr w:type="spellStart"/>
+      <w:r>
+        <w:rPr>
+          <w:sz w:val="28"/>
+          <w:szCs w:val="28"/>
+        </w:rPr>
+        <w:t>bcscale</w:t>
+      </w:r>
+      <w:proofErr w:type="spellEnd"/>
+      <w:r>
+        <w:rPr>
+          <w:sz w:val="28"/>
+          <w:szCs w:val="28"/>
+        </w:rPr>
+        <w:t xml:space="preserve"> и другие. Числа передаются в виде строк. Для использования </w:t>
+      </w:r>
+      <w:proofErr w:type="spellStart"/>
+      <w:r>
+        <w:rPr>
+          <w:sz w:val="28"/>
+          <w:szCs w:val="28"/>
+        </w:rPr>
+        <w:t>BCMath</w:t>
+      </w:r>
+      <w:proofErr w:type="spellEnd"/>
+      <w:r>
+        <w:rPr>
+          <w:sz w:val="28"/>
+          <w:szCs w:val="28"/>
+        </w:rPr>
+        <w:t xml:space="preserve"> PHP должен быть собран с поддержкой </w:t>
+      </w:r>
+      <w:proofErr w:type="spellStart"/>
+      <w:r>
+        <w:rPr>
+          <w:sz w:val="28"/>
+          <w:szCs w:val="28"/>
+        </w:rPr>
+        <w:t>BCMath</w:t>
+      </w:r>
+      <w:proofErr w:type="spellEnd"/>
+      <w:r>
+        <w:rPr>
+          <w:sz w:val="28"/>
+          <w:szCs w:val="28"/>
+        </w:rPr>
+        <w:t xml:space="preserve">, а в </w:t>
+      </w:r>
+      <w:proofErr w:type="spellStart"/>
+      <w:r>
+        <w:rPr>
+          <w:sz w:val="28"/>
+          <w:szCs w:val="28"/>
+        </w:rPr>
+        <w:t>Windows</w:t>
+      </w:r>
+      <w:proofErr w:type="spellEnd"/>
+      <w:r>
+        <w:rPr>
+          <w:sz w:val="28"/>
+          <w:szCs w:val="28"/>
+        </w:rPr>
+        <w:t xml:space="preserve"> она обычно доступна в стандартных сборках.</w:t>
+      </w:r>
+    </w:p>
+    <w:p>
+      <w:pPr>
+        <w:spacing w:line="360" w:lineRule="auto"/>
+        <w:ind w:firstLine="425"/>
+        <w:jc w:val="both"/>
+        <w:rPr>
+          <w:sz w:val="28"/>
+          <w:szCs w:val="28"/>
+        </w:rPr>
+      </w:pPr>
+    </w:p>
+    <w:p>
+      <w:pPr>
+        <w:spacing w:line="360" w:lineRule="auto"/>
+        <w:ind w:firstLine="425"/>
+        <w:jc w:val="both"/>
+        <w:rPr>
+          <w:sz w:val="28"/>
+          <w:szCs w:val="28"/>
+        </w:rPr>
+      </w:pPr>
+      <w:r>
+        <w:rPr>
+          <w:sz w:val="28"/>
+          <w:szCs w:val="28"/>
+        </w:rPr>
+        <w:t xml:space="preserve">9. Нет. Предопределённые математические величины в PHP </w:t>
+      </w:r>
+      <w:proofErr w:type="gramStart"/>
+      <w:r>
+        <w:rPr>
+          <w:sz w:val="28"/>
+          <w:szCs w:val="28"/>
+        </w:rPr>
+        <w:t xml:space="preserve">- </w:t>
+      </w:r>
+      <w:r>
+        <w:rPr>
+          <w:sz w:val="28"/>
+          <w:szCs w:val="28"/>
+        </w:rPr>
+        <w:t>это</w:t>
+      </w:r>
+      <w:proofErr w:type="gramEnd"/>
+      <w:r>
+        <w:rPr>
+          <w:sz w:val="28"/>
+          <w:szCs w:val="28"/>
+        </w:rPr>
+        <w:t xml:space="preserve"> константы, а не функции. Например, M_PI, M_E, M_LN2.</w:t>
+      </w:r>
+    </w:p>
+    <w:p>
+      <w:pPr>
+        <w:spacing w:line="360" w:lineRule="auto"/>
+        <w:ind w:firstLine="425"/>
+        <w:jc w:val="both"/>
+        <w:rPr>
+          <w:sz w:val="28"/>
+          <w:szCs w:val="28"/>
+        </w:rPr>
+      </w:pPr>
+    </w:p>
+    <w:p>
+      <w:pPr>
+        <w:spacing w:line="360" w:lineRule="auto"/>
+        <w:ind w:firstLine="425"/>
+        <w:jc w:val="both"/>
+        <w:rPr>
+          <w:sz w:val="28"/>
+          <w:szCs w:val="28"/>
+        </w:rPr>
+      </w:pPr>
+      <w:r>
+        <w:rPr>
+          <w:sz w:val="28"/>
+          <w:szCs w:val="28"/>
+        </w:rPr>
+        <w:t>10. Операторы декремента и инкремента введены для быстрого уменьшения или увеличения значения переменной на единицу, особенно в циклах.</w:t>
+      </w:r>
+    </w:p>
+    <w:p>
+      <w:pPr>
+        <w:spacing w:line="360" w:lineRule="auto"/>
+        <w:ind w:firstLine="425"/>
+        <w:jc w:val="both"/>
+        <w:rPr>
+          <w:sz w:val="28"/>
+          <w:szCs w:val="28"/>
+        </w:rPr>
+      </w:pPr>
+    </w:p>
+    <w:p>
+      <w:pPr>
+        <w:spacing w:line="360" w:lineRule="auto"/>
+        <w:ind w:firstLine="425"/>
+        <w:jc w:val="both"/>
+        <w:rPr>
+          <w:sz w:val="28"/>
+          <w:szCs w:val="28"/>
+        </w:rPr>
+      </w:pPr>
+      <w:r>
+        <w:rPr>
+          <w:sz w:val="28"/>
+          <w:szCs w:val="28"/>
+        </w:rPr>
+        <w:t>11. Инкремент ++ увеличивает значение переменной на 1, декремент -- уменьшает на 1. Бывают префиксные формы ++$a, --$a и постфиксные формы $a++, $a--.</w:t>
+      </w:r>
+    </w:p>
+    <w:p>
+      <w:pPr>
+        <w:spacing w:line="360" w:lineRule="auto"/>
+        <w:ind w:firstLine="425"/>
+        <w:jc w:val="both"/>
+        <w:rPr>
+          <w:sz w:val="28"/>
+          <w:szCs w:val="28"/>
+        </w:rPr>
+      </w:pPr>
+    </w:p>
+    <w:p>
+      <w:pPr>
+        <w:spacing w:line="360" w:lineRule="auto"/>
+        <w:ind w:firstLine="425"/>
+        <w:jc w:val="both"/>
+        <w:rPr>
+          <w:sz w:val="28"/>
+          <w:szCs w:val="28"/>
+        </w:rPr>
+      </w:pPr>
+      <w:r>
+        <w:rPr>
+          <w:sz w:val="28"/>
+          <w:szCs w:val="28"/>
+        </w:rPr>
+        <w:t>12. Строковые операторы PHP:</w:t>
+      </w:r>
+    </w:p>
+    <w:p>
+      <w:pPr>
+        <w:spacing w:line="360" w:lineRule="auto"/>
+        <w:ind w:firstLine="425"/>
+        <w:jc w:val="both"/>
+        <w:rPr>
+          <w:sz w:val="28"/>
+          <w:szCs w:val="28"/>
+        </w:rPr>
+      </w:pPr>
+      <w:r>
+        <w:rPr>
+          <w:sz w:val="28"/>
+          <w:szCs w:val="28"/>
+        </w:rPr>
+        <w:t>$a = "Жизнь";</w:t>
+      </w:r>
+    </w:p>
+    <w:p>
+      <w:pPr>
+        <w:spacing w:line="360" w:lineRule="auto"/>
+        <w:ind w:firstLine="425"/>
+        <w:jc w:val="both"/>
+        <w:rPr>
+          <w:sz w:val="28"/>
+          <w:szCs w:val="28"/>
+        </w:rPr>
+      </w:pPr>
+      <w:r>
+        <w:rPr>
+          <w:sz w:val="28"/>
+          <w:szCs w:val="28"/>
+        </w:rPr>
+        <w:t>$b = $</w:t>
+      </w:r>
+      <w:proofErr w:type="gramStart"/>
+      <w:r>
+        <w:rPr>
+          <w:sz w:val="28"/>
+          <w:szCs w:val="28"/>
+        </w:rPr>
+        <w:t>a .</w:t>
+      </w:r>
+      <w:proofErr w:type="gramEnd"/>
+      <w:r>
+        <w:rPr>
+          <w:sz w:val="28"/>
+          <w:szCs w:val="28"/>
+        </w:rPr>
+        <w:t xml:space="preserve"> " прекрасна";</w:t>
+      </w:r>
+    </w:p>
+    <w:p>
+      <w:pPr>
+        <w:spacing w:line="360" w:lineRule="auto"/>
+        <w:ind w:firstLine="425"/>
+        <w:jc w:val="both"/>
+        <w:rPr>
+          <w:sz w:val="28"/>
+          <w:szCs w:val="28"/>
+        </w:rPr>
+      </w:pPr>
+      <w:r>
+        <w:rPr>
+          <w:sz w:val="28"/>
+          <w:szCs w:val="28"/>
+        </w:rPr>
+        <w:t>$</w:t>
+      </w:r>
+      <w:proofErr w:type="gramStart"/>
+      <w:r>
+        <w:rPr>
+          <w:sz w:val="28"/>
+          <w:szCs w:val="28"/>
+        </w:rPr>
+        <w:t>b .</w:t>
+      </w:r>
+      <w:proofErr w:type="gramEnd"/>
+      <w:r>
+        <w:rPr>
+          <w:sz w:val="28"/>
+          <w:szCs w:val="28"/>
+        </w:rPr>
+        <w:t>= " и удивительна";</w:t>
+      </w:r>
+    </w:p>
+    <w:p>
+      <w:pPr>
+        <w:spacing w:line="360" w:lineRule="auto"/>
+        <w:ind w:firstLine="425"/>
+        <w:jc w:val="both"/>
+        <w:rPr>
+          <w:sz w:val="28"/>
+          <w:szCs w:val="28"/>
+        </w:rPr>
+      </w:pPr>
+      <w:proofErr w:type="gramStart"/>
+      <w:r>
+        <w:rPr>
+          <w:sz w:val="28"/>
+          <w:szCs w:val="28"/>
+        </w:rPr>
+        <w:t>Оператор .</w:t>
+      </w:r>
+      <w:proofErr w:type="gramEnd"/>
+      <w:r>
+        <w:rPr>
+          <w:sz w:val="28"/>
+          <w:szCs w:val="28"/>
+        </w:rPr>
+        <w:t xml:space="preserve"> объединяет строки, а .= дописывает строку к переменной.</w:t>
+      </w:r>
+    </w:p>
+    <w:p>
+      <w:pPr>
+        <w:spacing w:line="360" w:lineRule="auto"/>
+        <w:ind w:firstLine="425"/>
+        <w:jc w:val="both"/>
+        <w:rPr>
+          <w:sz w:val="28"/>
+          <w:szCs w:val="28"/>
+        </w:rPr>
+      </w:pPr>
+    </w:p>
+    <w:p>
+      <w:pPr>
+        <w:spacing w:line="360" w:lineRule="auto"/>
+        <w:ind w:firstLine="425"/>
+        <w:jc w:val="both"/>
+        <w:rPr>
+          <w:sz w:val="28"/>
+          <w:szCs w:val="28"/>
+        </w:rPr>
+      </w:pPr>
+      <w:r>
+        <w:rPr>
+          <w:sz w:val="28"/>
+          <w:szCs w:val="28"/>
+        </w:rPr>
+        <w:t>13. Побитовые операторы PHP: &amp;, |, ^, ~, &lt;&lt;</w:t>
+      </w:r>
+      <w:proofErr w:type="gramStart"/>
+      <w:r>
+        <w:rPr>
+          <w:sz w:val="28"/>
+          <w:szCs w:val="28"/>
+        </w:rPr>
+        <w:t>, &gt;</w:t>
+      </w:r>
+      <w:proofErr w:type="gramEnd"/>
+      <w:r>
+        <w:rPr>
+          <w:sz w:val="28"/>
+          <w:szCs w:val="28"/>
+        </w:rPr>
+        <w:t xml:space="preserve">&gt;. Они работают в основном с целыми числами, а если оба операнда строки </w:t>
+      </w:r>
+      <w:r>
+        <w:rPr>
+          <w:sz w:val="28"/>
+          <w:szCs w:val="28"/>
+        </w:rPr>
+        <w:t xml:space="preserve">- </w:t>
+      </w:r>
+      <w:r>
+        <w:rPr>
+          <w:sz w:val="28"/>
+          <w:szCs w:val="28"/>
+        </w:rPr>
+        <w:t>с их ASCII-представлениями. Применяются для работы с отдельными битами, масками и кодированием признаков.</w:t>
+      </w:r>
+    </w:p>
+    <w:p>
+      <w:pPr>
+        <w:spacing w:line="360" w:lineRule="auto"/>
+        <w:ind w:firstLine="425"/>
+        <w:jc w:val="both"/>
+        <w:rPr>
+          <w:sz w:val="28"/>
+          <w:szCs w:val="28"/>
+        </w:rPr>
+      </w:pPr>
+    </w:p>
+    <w:p>
+      <w:pPr>
+        <w:spacing w:line="360" w:lineRule="auto"/>
+        <w:ind w:firstLine="425"/>
+        <w:jc w:val="both"/>
+        <w:rPr>
+          <w:sz w:val="28"/>
+          <w:szCs w:val="28"/>
+        </w:rPr>
+      </w:pPr>
+      <w:r>
+        <w:rPr>
+          <w:sz w:val="28"/>
+          <w:szCs w:val="28"/>
+        </w:rPr>
+        <w:t xml:space="preserve">14. Управлять ходом выполнения скрипта можно с помощью условных операторов и операторов цикла: </w:t>
+      </w:r>
+      <w:proofErr w:type="spellStart"/>
+      <w:r>
+        <w:rPr>
+          <w:sz w:val="28"/>
+          <w:szCs w:val="28"/>
+        </w:rPr>
+        <w:t>if</w:t>
+      </w:r>
+      <w:proofErr w:type="spellEnd"/>
+      <w:r>
+        <w:rPr>
+          <w:sz w:val="28"/>
+          <w:szCs w:val="28"/>
+        </w:rPr>
+        <w:t xml:space="preserve">, </w:t>
+      </w:r>
+      <w:proofErr w:type="spellStart"/>
+      <w:r>
+        <w:rPr>
+          <w:sz w:val="28"/>
+          <w:szCs w:val="28"/>
+        </w:rPr>
+        <w:t>elseif</w:t>
+      </w:r>
+      <w:proofErr w:type="spellEnd"/>
+      <w:r>
+        <w:rPr>
+          <w:sz w:val="28"/>
+          <w:szCs w:val="28"/>
+        </w:rPr>
+        <w:t xml:space="preserve">, </w:t>
+      </w:r>
+      <w:proofErr w:type="spellStart"/>
+      <w:r>
+        <w:rPr>
+          <w:sz w:val="28"/>
+          <w:szCs w:val="28"/>
+        </w:rPr>
+        <w:t>else</w:t>
+      </w:r>
+      <w:proofErr w:type="spellEnd"/>
+      <w:r>
+        <w:rPr>
+          <w:sz w:val="28"/>
+          <w:szCs w:val="28"/>
+        </w:rPr>
+        <w:t xml:space="preserve">, </w:t>
+      </w:r>
+      <w:proofErr w:type="spellStart"/>
+      <w:r>
+        <w:rPr>
+          <w:sz w:val="28"/>
+          <w:szCs w:val="28"/>
+        </w:rPr>
+        <w:t>switch</w:t>
+      </w:r>
+      <w:proofErr w:type="spellEnd"/>
+      <w:r>
+        <w:rPr>
+          <w:sz w:val="28"/>
+          <w:szCs w:val="28"/>
+        </w:rPr>
+        <w:t xml:space="preserve">, </w:t>
+      </w:r>
+      <w:proofErr w:type="spellStart"/>
+      <w:r>
+        <w:rPr>
+          <w:sz w:val="28"/>
+          <w:szCs w:val="28"/>
+        </w:rPr>
+        <w:t>while</w:t>
+      </w:r>
+      <w:proofErr w:type="spellEnd"/>
+      <w:r>
+        <w:rPr>
+          <w:sz w:val="28"/>
+          <w:szCs w:val="28"/>
+        </w:rPr>
+        <w:t xml:space="preserve">, </w:t>
+      </w:r>
+      <w:proofErr w:type="spellStart"/>
+      <w:r>
+        <w:rPr>
+          <w:sz w:val="28"/>
+          <w:szCs w:val="28"/>
+        </w:rPr>
+        <w:t>do</w:t>
+      </w:r>
+      <w:proofErr w:type="spellEnd"/>
+      <w:r>
+        <w:rPr>
+          <w:sz w:val="28"/>
+          <w:szCs w:val="28"/>
+        </w:rPr>
+        <w:t xml:space="preserve"> </w:t>
+      </w:r>
+      <w:proofErr w:type="spellStart"/>
+      <w:r>
+        <w:rPr>
+          <w:sz w:val="28"/>
+          <w:szCs w:val="28"/>
+        </w:rPr>
+        <w:t>while</w:t>
+      </w:r>
+      <w:proofErr w:type="spellEnd"/>
+      <w:r>
+        <w:rPr>
+          <w:sz w:val="28"/>
+          <w:szCs w:val="28"/>
+        </w:rPr>
+        <w:t xml:space="preserve">, </w:t>
+      </w:r>
+      <w:proofErr w:type="spellStart"/>
+      <w:r>
+        <w:rPr>
+          <w:sz w:val="28"/>
+          <w:szCs w:val="28"/>
+        </w:rPr>
+        <w:t>for</w:t>
+      </w:r>
+      <w:proofErr w:type="spellEnd"/>
+      <w:r>
+        <w:rPr>
+          <w:sz w:val="28"/>
+          <w:szCs w:val="28"/>
+        </w:rPr>
+        <w:t xml:space="preserve">, </w:t>
+      </w:r>
+      <w:proofErr w:type="spellStart"/>
+      <w:r>
+        <w:rPr>
+          <w:sz w:val="28"/>
+          <w:szCs w:val="28"/>
+        </w:rPr>
+        <w:lastRenderedPageBreak/>
+        <w:t>foreach</w:t>
+      </w:r>
+      <w:proofErr w:type="spellEnd"/>
+      <w:r>
+        <w:rPr>
+          <w:sz w:val="28"/>
+          <w:szCs w:val="28"/>
+        </w:rPr>
+        <w:t xml:space="preserve">, а также </w:t>
+      </w:r>
+      <w:proofErr w:type="spellStart"/>
+      <w:r>
+        <w:rPr>
+          <w:sz w:val="28"/>
+          <w:szCs w:val="28"/>
+        </w:rPr>
+        <w:t>break</w:t>
+      </w:r>
+      <w:proofErr w:type="spellEnd"/>
+      <w:r>
+        <w:rPr>
+          <w:sz w:val="28"/>
+          <w:szCs w:val="28"/>
+        </w:rPr>
+        <w:t xml:space="preserve"> и </w:t>
+      </w:r>
+      <w:proofErr w:type="spellStart"/>
+      <w:r>
+        <w:rPr>
+          <w:sz w:val="28"/>
+          <w:szCs w:val="28"/>
+        </w:rPr>
+        <w:t>continue</w:t>
+      </w:r>
+      <w:proofErr w:type="spellEnd"/>
+      <w:r>
+        <w:rPr>
+          <w:sz w:val="28"/>
+          <w:szCs w:val="28"/>
+        </w:rPr>
+        <w:t>.</w:t>
+      </w:r>
+    </w:p>
+    <w:p>
+      <w:pPr>
+        <w:spacing w:line="360" w:lineRule="auto"/>
+        <w:ind w:firstLine="425"/>
+        <w:jc w:val="both"/>
+        <w:rPr>
+          <w:sz w:val="28"/>
+          <w:szCs w:val="28"/>
+        </w:rPr>
+      </w:pPr>
+    </w:p>
+    <w:p>
+      <w:pPr>
+        <w:spacing w:line="360" w:lineRule="auto"/>
+        <w:ind w:firstLine="425"/>
+        <w:jc w:val="both"/>
+        <w:rPr>
+          <w:sz w:val="28"/>
+          <w:szCs w:val="28"/>
+        </w:rPr>
+      </w:pPr>
+      <w:r>
+        <w:rPr>
+          <w:sz w:val="28"/>
+          <w:szCs w:val="28"/>
+        </w:rPr>
+        <w:t>15. Алгебра логики определяет правила работы с высказываниями, логическими величинами и логическими операциями, то есть аксиоматизирует истинность и ложность выражений.</w:t>
+      </w:r>
+    </w:p>
+    <w:p>
+      <w:pPr>
+        <w:spacing w:line="360" w:lineRule="auto"/>
+        <w:ind w:firstLine="425"/>
+        <w:jc w:val="both"/>
+        <w:rPr>
+          <w:sz w:val="28"/>
+          <w:szCs w:val="28"/>
+        </w:rPr>
+      </w:pPr>
+    </w:p>
+    <w:p>
+      <w:pPr>
+        <w:spacing w:line="360" w:lineRule="auto"/>
+        <w:ind w:firstLine="425"/>
+        <w:jc w:val="both"/>
+        <w:rPr>
+          <w:sz w:val="28"/>
+          <w:szCs w:val="28"/>
+        </w:rPr>
+      </w:pPr>
+      <w:r>
+        <w:rPr>
+          <w:sz w:val="28"/>
+          <w:szCs w:val="28"/>
+        </w:rPr>
+        <w:t>16. Операторы сравнения PHP: ==, ===</w:t>
+      </w:r>
+      <w:proofErr w:type="gramStart"/>
+      <w:r>
+        <w:rPr>
+          <w:sz w:val="28"/>
+          <w:szCs w:val="28"/>
+        </w:rPr>
+        <w:t>, !</w:t>
+      </w:r>
+      <w:proofErr w:type="gramEnd"/>
+      <w:r>
+        <w:rPr>
+          <w:sz w:val="28"/>
+          <w:szCs w:val="28"/>
+        </w:rPr>
+        <w:t xml:space="preserve">=, &lt;&gt;, !==, &lt;, &gt;, &lt;=, &gt;=. Их результат </w:t>
+      </w:r>
+      <w:r>
+        <w:rPr>
+          <w:sz w:val="28"/>
+          <w:szCs w:val="28"/>
+        </w:rPr>
+        <w:t xml:space="preserve">- </w:t>
+      </w:r>
+      <w:r>
+        <w:rPr>
+          <w:sz w:val="28"/>
+          <w:szCs w:val="28"/>
+        </w:rPr>
+        <w:t xml:space="preserve">TRUE или FALSE. === сравнивает и значение, и тип. </w:t>
+      </w:r>
+      <w:proofErr w:type="gramStart"/>
+      <w:r>
+        <w:rPr>
+          <w:sz w:val="28"/>
+          <w:szCs w:val="28"/>
+        </w:rPr>
+        <w:t>!=</w:t>
+      </w:r>
+      <w:proofErr w:type="gramEnd"/>
+      <w:r>
+        <w:rPr>
+          <w:sz w:val="28"/>
+          <w:szCs w:val="28"/>
+        </w:rPr>
+        <w:t>= проверяет различие по значению или типу.</w:t>
+      </w:r>
+    </w:p>
+    <w:p>
+      <w:pPr>
+        <w:spacing w:line="360" w:lineRule="auto"/>
+        <w:ind w:firstLine="425"/>
+        <w:jc w:val="both"/>
+        <w:rPr>
+          <w:sz w:val="28"/>
+          <w:szCs w:val="28"/>
+        </w:rPr>
+      </w:pPr>
+    </w:p>
+    <w:p>
+      <w:pPr>
+        <w:spacing w:line="360" w:lineRule="auto"/>
+        <w:ind w:firstLine="425"/>
+        <w:jc w:val="both"/>
+        <w:rPr>
+          <w:sz w:val="28"/>
+          <w:szCs w:val="28"/>
+        </w:rPr>
+      </w:pPr>
+      <w:r>
+        <w:rPr>
+          <w:sz w:val="28"/>
+          <w:szCs w:val="28"/>
+        </w:rPr>
+        <w:t>18. В учебном смысле нельзя корректно сравнивать между собой сложные объекты вроде массивов и объектов так же просто, как скалярные данные. Методичка ориентирует на сравнение скалярных переменных.</w:t>
+      </w:r>
+    </w:p>
+    <w:p>
+      <w:pPr>
+        <w:spacing w:line="360" w:lineRule="auto"/>
+        <w:ind w:firstLine="425"/>
+        <w:jc w:val="both"/>
+        <w:rPr>
+          <w:sz w:val="28"/>
+          <w:szCs w:val="28"/>
+        </w:rPr>
+      </w:pPr>
+    </w:p>
+    <w:p>
+      <w:pPr>
+        <w:spacing w:line="360" w:lineRule="auto"/>
+        <w:ind w:firstLine="425"/>
+        <w:jc w:val="both"/>
+        <w:rPr>
+          <w:sz w:val="28"/>
+          <w:szCs w:val="28"/>
+        </w:rPr>
+      </w:pPr>
+      <w:r>
+        <w:rPr>
+          <w:sz w:val="28"/>
+          <w:szCs w:val="28"/>
+        </w:rPr>
+        <w:t>19. Да, можно. При сравнении строки с числом строка преобразуется к числу. Две числовые строки тоже сравниваются как числа.</w:t>
+      </w:r>
+    </w:p>
+    <w:p>
+      <w:pPr>
+        <w:spacing w:line="360" w:lineRule="auto"/>
+        <w:ind w:firstLine="425"/>
+        <w:jc w:val="both"/>
+        <w:rPr>
+          <w:sz w:val="28"/>
+          <w:szCs w:val="28"/>
+        </w:rPr>
+      </w:pPr>
+    </w:p>
+    <w:p>
+      <w:pPr>
+        <w:spacing w:line="360" w:lineRule="auto"/>
+        <w:ind w:firstLine="425"/>
+        <w:jc w:val="both"/>
+        <w:rPr>
+          <w:sz w:val="28"/>
+          <w:szCs w:val="28"/>
+        </w:rPr>
+      </w:pPr>
+      <w:r>
+        <w:rPr>
+          <w:sz w:val="28"/>
+          <w:szCs w:val="28"/>
+        </w:rPr>
+        <w:t xml:space="preserve">20. Логическое выражение в PHP </w:t>
+      </w:r>
+      <w:proofErr w:type="gramStart"/>
+      <w:r>
+        <w:rPr>
+          <w:sz w:val="28"/>
+          <w:szCs w:val="28"/>
+        </w:rPr>
+        <w:t xml:space="preserve">- </w:t>
+      </w:r>
+      <w:r>
+        <w:rPr>
+          <w:sz w:val="28"/>
+          <w:szCs w:val="28"/>
+        </w:rPr>
+        <w:t>это</w:t>
+      </w:r>
+      <w:proofErr w:type="gramEnd"/>
+      <w:r>
+        <w:rPr>
+          <w:sz w:val="28"/>
+          <w:szCs w:val="28"/>
+        </w:rPr>
+        <w:t xml:space="preserve"> выражение, которое в итоге принимает значение истина или ложь. В логическом контексте PHP может трактовать как логическое почти любое выражение.</w:t>
+      </w:r>
+    </w:p>
+    <w:p>
+      <w:pPr>
+        <w:spacing w:line="360" w:lineRule="auto"/>
+        <w:ind w:firstLine="425"/>
+        <w:jc w:val="both"/>
+        <w:rPr>
+          <w:sz w:val="28"/>
+          <w:szCs w:val="28"/>
+        </w:rPr>
+      </w:pPr>
+    </w:p>
+    <w:p>
+      <w:pPr>
+        <w:spacing w:line="360" w:lineRule="auto"/>
+        <w:ind w:firstLine="425"/>
+        <w:jc w:val="both"/>
+        <w:rPr>
+          <w:sz w:val="28"/>
+          <w:szCs w:val="28"/>
+          <w:lang w:val="en-US"/>
+        </w:rPr>
+      </w:pPr>
+      <w:r>
+        <w:rPr>
+          <w:sz w:val="28"/>
+          <w:szCs w:val="28"/>
+        </w:rPr>
+        <w:t>22. Элементарные логические выражения обычно строятся на операторах сравнения. Примеры</w:t>
+      </w:r>
+      <w:r>
+        <w:rPr>
+          <w:sz w:val="28"/>
+          <w:szCs w:val="28"/>
+          <w:lang w:val="en-US"/>
+        </w:rPr>
+        <w:t>: $</w:t>
+      </w:r>
+      <w:proofErr w:type="gramStart"/>
+      <w:r>
+        <w:rPr>
+          <w:sz w:val="28"/>
+          <w:szCs w:val="28"/>
+          <w:lang w:val="en-US"/>
+        </w:rPr>
+        <w:t>a &gt;</w:t>
+      </w:r>
+      <w:proofErr w:type="gramEnd"/>
+      <w:r>
+        <w:rPr>
+          <w:sz w:val="28"/>
+          <w:szCs w:val="28"/>
+          <w:lang w:val="en-US"/>
+        </w:rPr>
+        <w:t xml:space="preserve"> $b, $x == 10, $n &gt;= 1 &amp;&amp; $n &lt;= 10.</w:t>
+      </w:r>
+    </w:p>
+    <w:p>
+      <w:pPr>
+        <w:spacing w:line="360" w:lineRule="auto"/>
+        <w:ind w:firstLine="425"/>
+        <w:jc w:val="both"/>
+        <w:rPr>
+          <w:sz w:val="28"/>
+          <w:szCs w:val="28"/>
+          <w:lang w:val="en-US"/>
+        </w:rPr>
+      </w:pPr>
+    </w:p>
+    <w:p>
+      <w:pPr>
+        <w:spacing w:line="360" w:lineRule="auto"/>
+        <w:ind w:firstLine="425"/>
+        <w:jc w:val="both"/>
+        <w:rPr>
+          <w:sz w:val="28"/>
+          <w:szCs w:val="28"/>
+          <w:lang w:val="en-US"/>
+        </w:rPr>
+      </w:pPr>
+      <w:r>
+        <w:rPr>
+          <w:sz w:val="28"/>
+          <w:szCs w:val="28"/>
+          <w:lang w:val="en-US"/>
+        </w:rPr>
+        <w:t xml:space="preserve">23. </w:t>
+      </w:r>
+      <w:r>
+        <w:rPr>
+          <w:sz w:val="28"/>
+          <w:szCs w:val="28"/>
+        </w:rPr>
+        <w:t>Таблица</w:t>
+      </w:r>
+      <w:r>
+        <w:rPr>
+          <w:sz w:val="28"/>
+          <w:szCs w:val="28"/>
+          <w:lang w:val="en-US"/>
+        </w:rPr>
+        <w:t xml:space="preserve"> </w:t>
+      </w:r>
+      <w:r>
+        <w:rPr>
+          <w:sz w:val="28"/>
+          <w:szCs w:val="28"/>
+        </w:rPr>
+        <w:t>истинности</w:t>
+      </w:r>
+      <w:r>
+        <w:rPr>
+          <w:sz w:val="28"/>
+          <w:szCs w:val="28"/>
+          <w:lang w:val="en-US"/>
+        </w:rPr>
+        <w:t>:</w:t>
+      </w:r>
+    </w:p>
+    <w:p>
+      <w:pPr>
+        <w:spacing w:line="360" w:lineRule="auto"/>
+        <w:ind w:firstLine="425"/>
+        <w:jc w:val="both"/>
+        <w:rPr>
+          <w:sz w:val="28"/>
+          <w:szCs w:val="28"/>
+          <w:lang w:val="en-US"/>
+        </w:rPr>
+      </w:pPr>
+      <w:r>
+        <w:rPr>
+          <w:sz w:val="28"/>
+          <w:szCs w:val="28"/>
+          <w:lang w:val="en-US"/>
+        </w:rPr>
+        <w:t xml:space="preserve">A &amp;&amp; B / A and B: </w:t>
+      </w:r>
+      <w:proofErr w:type="spellStart"/>
+      <w:proofErr w:type="gramStart"/>
+      <w:r>
+        <w:rPr>
+          <w:sz w:val="28"/>
+          <w:szCs w:val="28"/>
+          <w:lang w:val="en-US"/>
+        </w:rPr>
+        <w:t>true,true</w:t>
+      </w:r>
+      <w:proofErr w:type="spellEnd"/>
+      <w:proofErr w:type="gramEnd"/>
+      <w:r>
+        <w:rPr>
+          <w:sz w:val="28"/>
+          <w:szCs w:val="28"/>
+          <w:lang w:val="en-US"/>
+        </w:rPr>
+        <w:t xml:space="preserve"> → true; </w:t>
+      </w:r>
+      <w:proofErr w:type="spellStart"/>
+      <w:r>
+        <w:rPr>
+          <w:sz w:val="28"/>
+          <w:szCs w:val="28"/>
+          <w:lang w:val="en-US"/>
+        </w:rPr>
+        <w:t>true,false</w:t>
+      </w:r>
+      <w:proofErr w:type="spellEnd"/>
+      <w:r>
+        <w:rPr>
+          <w:sz w:val="28"/>
+          <w:szCs w:val="28"/>
+          <w:lang w:val="en-US"/>
+        </w:rPr>
+        <w:t xml:space="preserve"> → false; </w:t>
+      </w:r>
+      <w:proofErr w:type="spellStart"/>
+      <w:r>
+        <w:rPr>
+          <w:sz w:val="28"/>
+          <w:szCs w:val="28"/>
+          <w:lang w:val="en-US"/>
+        </w:rPr>
+        <w:t>false,true</w:t>
+      </w:r>
+      <w:proofErr w:type="spellEnd"/>
+      <w:r>
+        <w:rPr>
+          <w:sz w:val="28"/>
+          <w:szCs w:val="28"/>
+          <w:lang w:val="en-US"/>
+        </w:rPr>
+        <w:t xml:space="preserve"> → false; </w:t>
+      </w:r>
+      <w:proofErr w:type="spellStart"/>
+      <w:r>
+        <w:rPr>
+          <w:sz w:val="28"/>
+          <w:szCs w:val="28"/>
+          <w:lang w:val="en-US"/>
+        </w:rPr>
+        <w:t>false,false</w:t>
+      </w:r>
+      <w:proofErr w:type="spellEnd"/>
+      <w:r>
+        <w:rPr>
+          <w:sz w:val="28"/>
+          <w:szCs w:val="28"/>
+          <w:lang w:val="en-US"/>
+        </w:rPr>
+        <w:t xml:space="preserve"> → false.</w:t>
+      </w:r>
+    </w:p>
+    <w:p>
+      <w:pPr>
+        <w:spacing w:line="360" w:lineRule="auto"/>
+        <w:ind w:firstLine="425"/>
+        <w:jc w:val="both"/>
+        <w:rPr>
+          <w:sz w:val="28"/>
+          <w:szCs w:val="28"/>
+          <w:lang w:val="en-US"/>
+        </w:rPr>
+      </w:pPr>
+      <w:r>
+        <w:rPr>
+          <w:sz w:val="28"/>
+          <w:szCs w:val="28"/>
+          <w:lang w:val="en-US"/>
+        </w:rPr>
+        <w:t xml:space="preserve">A || B / A or B: </w:t>
+      </w:r>
+      <w:proofErr w:type="spellStart"/>
+      <w:proofErr w:type="gramStart"/>
+      <w:r>
+        <w:rPr>
+          <w:sz w:val="28"/>
+          <w:szCs w:val="28"/>
+          <w:lang w:val="en-US"/>
+        </w:rPr>
+        <w:t>true,true</w:t>
+      </w:r>
+      <w:proofErr w:type="spellEnd"/>
+      <w:proofErr w:type="gramEnd"/>
+      <w:r>
+        <w:rPr>
+          <w:sz w:val="28"/>
+          <w:szCs w:val="28"/>
+          <w:lang w:val="en-US"/>
+        </w:rPr>
+        <w:t xml:space="preserve"> → true; </w:t>
+      </w:r>
+      <w:proofErr w:type="spellStart"/>
+      <w:r>
+        <w:rPr>
+          <w:sz w:val="28"/>
+          <w:szCs w:val="28"/>
+          <w:lang w:val="en-US"/>
+        </w:rPr>
+        <w:t>true,false</w:t>
+      </w:r>
+      <w:proofErr w:type="spellEnd"/>
+      <w:r>
+        <w:rPr>
+          <w:sz w:val="28"/>
+          <w:szCs w:val="28"/>
+          <w:lang w:val="en-US"/>
+        </w:rPr>
+        <w:t xml:space="preserve"> → true; </w:t>
+      </w:r>
+      <w:proofErr w:type="spellStart"/>
+      <w:r>
+        <w:rPr>
+          <w:sz w:val="28"/>
+          <w:szCs w:val="28"/>
+          <w:lang w:val="en-US"/>
+        </w:rPr>
+        <w:t>false,true</w:t>
+      </w:r>
+      <w:proofErr w:type="spellEnd"/>
+      <w:r>
+        <w:rPr>
+          <w:sz w:val="28"/>
+          <w:szCs w:val="28"/>
+          <w:lang w:val="en-US"/>
+        </w:rPr>
+        <w:t xml:space="preserve"> → true; </w:t>
+      </w:r>
+      <w:proofErr w:type="spellStart"/>
+      <w:r>
+        <w:rPr>
+          <w:sz w:val="28"/>
+          <w:szCs w:val="28"/>
+          <w:lang w:val="en-US"/>
+        </w:rPr>
+        <w:t>false,false</w:t>
+      </w:r>
+      <w:proofErr w:type="spellEnd"/>
+      <w:r>
+        <w:rPr>
+          <w:sz w:val="28"/>
+          <w:szCs w:val="28"/>
+          <w:lang w:val="en-US"/>
+        </w:rPr>
+        <w:t xml:space="preserve"> → false.</w:t>
+      </w:r>
+    </w:p>
+    <w:p>
+      <w:pPr>
+        <w:spacing w:line="360" w:lineRule="auto"/>
+        <w:ind w:firstLine="425"/>
+        <w:jc w:val="both"/>
+        <w:rPr>
+          <w:sz w:val="28"/>
+          <w:szCs w:val="28"/>
+          <w:lang w:val="en-US"/>
+        </w:rPr>
+      </w:pPr>
+      <w:r>
+        <w:rPr>
+          <w:sz w:val="28"/>
+          <w:szCs w:val="28"/>
+          <w:lang w:val="en-US"/>
+        </w:rPr>
+        <w:t xml:space="preserve">A </w:t>
+      </w:r>
+      <w:proofErr w:type="spellStart"/>
+      <w:r>
+        <w:rPr>
+          <w:sz w:val="28"/>
+          <w:szCs w:val="28"/>
+          <w:lang w:val="en-US"/>
+        </w:rPr>
+        <w:t>xor</w:t>
+      </w:r>
+      <w:proofErr w:type="spellEnd"/>
+      <w:r>
+        <w:rPr>
+          <w:sz w:val="28"/>
+          <w:szCs w:val="28"/>
+          <w:lang w:val="en-US"/>
+        </w:rPr>
+        <w:t xml:space="preserve"> B: </w:t>
+      </w:r>
+      <w:proofErr w:type="spellStart"/>
+      <w:proofErr w:type="gramStart"/>
+      <w:r>
+        <w:rPr>
+          <w:sz w:val="28"/>
+          <w:szCs w:val="28"/>
+          <w:lang w:val="en-US"/>
+        </w:rPr>
+        <w:t>true,true</w:t>
+      </w:r>
+      <w:proofErr w:type="spellEnd"/>
+      <w:proofErr w:type="gramEnd"/>
+      <w:r>
+        <w:rPr>
+          <w:sz w:val="28"/>
+          <w:szCs w:val="28"/>
+          <w:lang w:val="en-US"/>
+        </w:rPr>
+        <w:t xml:space="preserve"> → false; </w:t>
+      </w:r>
+      <w:proofErr w:type="spellStart"/>
+      <w:r>
+        <w:rPr>
+          <w:sz w:val="28"/>
+          <w:szCs w:val="28"/>
+          <w:lang w:val="en-US"/>
+        </w:rPr>
+        <w:t>true,false</w:t>
+      </w:r>
+      <w:proofErr w:type="spellEnd"/>
+      <w:r>
+        <w:rPr>
+          <w:sz w:val="28"/>
+          <w:szCs w:val="28"/>
+          <w:lang w:val="en-US"/>
+        </w:rPr>
+        <w:t xml:space="preserve"> → true; </w:t>
+      </w:r>
+      <w:proofErr w:type="spellStart"/>
+      <w:r>
+        <w:rPr>
+          <w:sz w:val="28"/>
+          <w:szCs w:val="28"/>
+          <w:lang w:val="en-US"/>
+        </w:rPr>
+        <w:t>false,true</w:t>
+      </w:r>
+      <w:proofErr w:type="spellEnd"/>
+      <w:r>
+        <w:rPr>
+          <w:sz w:val="28"/>
+          <w:szCs w:val="28"/>
+          <w:lang w:val="en-US"/>
+        </w:rPr>
+        <w:t xml:space="preserve"> → true; </w:t>
+      </w:r>
+      <w:proofErr w:type="spellStart"/>
+      <w:r>
+        <w:rPr>
+          <w:sz w:val="28"/>
+          <w:szCs w:val="28"/>
+          <w:lang w:val="en-US"/>
+        </w:rPr>
+        <w:t>false,false</w:t>
+      </w:r>
+      <w:proofErr w:type="spellEnd"/>
+      <w:r>
+        <w:rPr>
+          <w:sz w:val="28"/>
+          <w:szCs w:val="28"/>
+          <w:lang w:val="en-US"/>
+        </w:rPr>
+        <w:t xml:space="preserve"> → </w:t>
+      </w:r>
+      <w:r>
+        <w:rPr>
+          <w:sz w:val="28"/>
+          <w:szCs w:val="28"/>
+          <w:lang w:val="en-US"/>
+        </w:rPr>
+        <w:lastRenderedPageBreak/>
+        <w:t>false.</w:t>
+      </w:r>
+    </w:p>
+    <w:p>
+      <w:pPr>
+        <w:spacing w:line="360" w:lineRule="auto"/>
+        <w:ind w:firstLine="425"/>
+        <w:jc w:val="both"/>
+        <w:rPr>
+          <w:sz w:val="28"/>
+          <w:szCs w:val="28"/>
+          <w:lang w:val="en-US"/>
+        </w:rPr>
+      </w:pPr>
+      <w:proofErr w:type="gramStart"/>
+      <w:r>
+        <w:rPr>
+          <w:sz w:val="28"/>
+          <w:szCs w:val="28"/>
+          <w:lang w:val="en-US"/>
+        </w:rPr>
+        <w:t>!A</w:t>
+      </w:r>
+      <w:proofErr w:type="gramEnd"/>
+      <w:r>
+        <w:rPr>
+          <w:sz w:val="28"/>
+          <w:szCs w:val="28"/>
+          <w:lang w:val="en-US"/>
+        </w:rPr>
+        <w:t>: true → false; false → true.</w:t>
+      </w:r>
+    </w:p>
+    <w:p>
+      <w:pPr>
+        <w:spacing w:line="360" w:lineRule="auto"/>
+        <w:ind w:firstLine="425"/>
+        <w:jc w:val="both"/>
+        <w:rPr>
+          <w:sz w:val="28"/>
+          <w:szCs w:val="28"/>
+          <w:lang w:val="en-US"/>
+        </w:rPr>
+      </w:pPr>
+    </w:p>
+    <w:p>
+      <w:pPr>
+        <w:spacing w:line="360" w:lineRule="auto"/>
+        <w:ind w:firstLine="425"/>
+        <w:jc w:val="both"/>
+        <w:rPr>
+          <w:sz w:val="28"/>
+          <w:szCs w:val="28"/>
+        </w:rPr>
+      </w:pPr>
+      <w:r>
+        <w:rPr>
+          <w:sz w:val="28"/>
+          <w:szCs w:val="28"/>
+        </w:rPr>
+        <w:t xml:space="preserve">24. Да, у логических операторов есть приоритет выполнения. Методичка отдельно подчёркивает различие между </w:t>
+      </w:r>
+      <w:proofErr w:type="spellStart"/>
+      <w:r>
+        <w:rPr>
+          <w:sz w:val="28"/>
+          <w:szCs w:val="28"/>
+        </w:rPr>
+        <w:t>and</w:t>
+      </w:r>
+      <w:proofErr w:type="spellEnd"/>
+      <w:r>
+        <w:rPr>
+          <w:sz w:val="28"/>
+          <w:szCs w:val="28"/>
+        </w:rPr>
+        <w:t xml:space="preserve">, </w:t>
+      </w:r>
+      <w:proofErr w:type="spellStart"/>
+      <w:r>
+        <w:rPr>
+          <w:sz w:val="28"/>
+          <w:szCs w:val="28"/>
+        </w:rPr>
+        <w:t>or</w:t>
+      </w:r>
+      <w:proofErr w:type="spellEnd"/>
+      <w:r>
+        <w:rPr>
+          <w:sz w:val="28"/>
+          <w:szCs w:val="28"/>
+        </w:rPr>
+        <w:t xml:space="preserve"> и &amp;&amp;, || именно по приоритету.</w:t>
+      </w:r>
+    </w:p>
+    <w:p>
+      <w:pPr>
+        <w:spacing w:line="360" w:lineRule="auto"/>
+        <w:ind w:firstLine="425"/>
+        <w:jc w:val="both"/>
+        <w:rPr>
+          <w:sz w:val="28"/>
+          <w:szCs w:val="28"/>
+        </w:rPr>
+      </w:pPr>
+    </w:p>
+    <w:p>
+      <w:pPr>
+        <w:spacing w:line="360" w:lineRule="auto"/>
+        <w:ind w:firstLine="425"/>
+        <w:jc w:val="both"/>
+        <w:rPr>
+          <w:sz w:val="28"/>
+          <w:szCs w:val="28"/>
+        </w:rPr>
+      </w:pPr>
+      <w:r>
+        <w:rPr>
+          <w:sz w:val="28"/>
+          <w:szCs w:val="28"/>
+        </w:rPr>
+        <w:t xml:space="preserve">25. Нет. Логические выражения не всегда выполняются до конца. Если результат уже ясен, вычисление прерывается. Например, при </w:t>
+      </w:r>
+      <w:proofErr w:type="spellStart"/>
+      <w:r>
+        <w:rPr>
+          <w:sz w:val="28"/>
+          <w:szCs w:val="28"/>
+        </w:rPr>
+        <w:t>false</w:t>
+      </w:r>
+      <w:proofErr w:type="spellEnd"/>
+      <w:r>
+        <w:rPr>
+          <w:sz w:val="28"/>
+          <w:szCs w:val="28"/>
+        </w:rPr>
+        <w:t xml:space="preserve"> &amp;&amp; ... вторая часть уже не вычисляется.</w:t>
+      </w:r>
+    </w:p>
+    <w:p>
+      <w:pPr>
+        <w:spacing w:line="360" w:lineRule="auto"/>
+        <w:ind w:firstLine="425"/>
+        <w:jc w:val="both"/>
+        <w:rPr>
+          <w:sz w:val="28"/>
+          <w:szCs w:val="28"/>
+        </w:rPr>
+      </w:pPr>
+    </w:p>
+    <w:p>
+      <w:pPr>
+        <w:spacing w:line="360" w:lineRule="auto"/>
+        <w:ind w:firstLine="425"/>
+        <w:jc w:val="both"/>
+        <w:rPr>
+          <w:sz w:val="28"/>
+          <w:szCs w:val="28"/>
+        </w:rPr>
+      </w:pPr>
+      <w:r>
+        <w:rPr>
+          <w:sz w:val="28"/>
+          <w:szCs w:val="28"/>
+        </w:rPr>
+        <w:t>26. Корректного примера нет, потому что операторы инкремента и декремента не работают с логическими переменными.</w:t>
+      </w:r>
+    </w:p>
+    <w:p>
+      <w:pPr>
+        <w:spacing w:line="360" w:lineRule="auto"/>
+        <w:ind w:firstLine="425"/>
+        <w:jc w:val="both"/>
+        <w:rPr>
+          <w:sz w:val="28"/>
+          <w:szCs w:val="28"/>
+        </w:rPr>
+      </w:pPr>
+    </w:p>
+    <w:p>
+      <w:pPr>
+        <w:spacing w:line="360" w:lineRule="auto"/>
+        <w:ind w:firstLine="425"/>
+        <w:jc w:val="both"/>
+        <w:rPr>
+          <w:sz w:val="28"/>
+          <w:szCs w:val="28"/>
+        </w:rPr>
+      </w:pPr>
+      <w:r>
+        <w:rPr>
+          <w:sz w:val="28"/>
+          <w:szCs w:val="28"/>
+        </w:rPr>
+        <w:t xml:space="preserve">27. Оператор условного перехода имеет две основные формы: краткую </w:t>
+      </w:r>
+      <w:proofErr w:type="spellStart"/>
+      <w:r>
+        <w:rPr>
+          <w:sz w:val="28"/>
+          <w:szCs w:val="28"/>
+        </w:rPr>
+        <w:t>if</w:t>
+      </w:r>
+      <w:proofErr w:type="spellEnd"/>
+      <w:r>
+        <w:rPr>
+          <w:sz w:val="28"/>
+          <w:szCs w:val="28"/>
+        </w:rPr>
+        <w:t xml:space="preserve"> и полную </w:t>
+      </w:r>
+      <w:proofErr w:type="spellStart"/>
+      <w:r>
+        <w:rPr>
+          <w:sz w:val="28"/>
+          <w:szCs w:val="28"/>
+        </w:rPr>
+        <w:t>if</w:t>
+      </w:r>
+      <w:proofErr w:type="spellEnd"/>
+      <w:r>
+        <w:rPr>
+          <w:sz w:val="28"/>
+          <w:szCs w:val="28"/>
+        </w:rPr>
+        <w:t xml:space="preserve"> ... </w:t>
+      </w:r>
+      <w:proofErr w:type="spellStart"/>
+      <w:r>
+        <w:rPr>
+          <w:sz w:val="28"/>
+          <w:szCs w:val="28"/>
+        </w:rPr>
+        <w:t>else</w:t>
+      </w:r>
+      <w:proofErr w:type="spellEnd"/>
+      <w:r>
+        <w:rPr>
+          <w:sz w:val="28"/>
+          <w:szCs w:val="28"/>
+        </w:rPr>
+        <w:t xml:space="preserve">. Дополнительно он может расширяться через </w:t>
+      </w:r>
+      <w:proofErr w:type="spellStart"/>
+      <w:r>
+        <w:rPr>
+          <w:sz w:val="28"/>
+          <w:szCs w:val="28"/>
+        </w:rPr>
+        <w:t>elseif</w:t>
+      </w:r>
+      <w:proofErr w:type="spellEnd"/>
+      <w:r>
+        <w:rPr>
+          <w:sz w:val="28"/>
+          <w:szCs w:val="28"/>
+        </w:rPr>
+        <w:t>.</w:t>
+      </w:r>
+    </w:p>
+    <w:p>
+      <w:pPr>
+        <w:spacing w:line="360" w:lineRule="auto"/>
+        <w:ind w:firstLine="425"/>
+        <w:jc w:val="both"/>
+        <w:rPr>
+          <w:sz w:val="28"/>
+          <w:szCs w:val="28"/>
+        </w:rPr>
+      </w:pPr>
+    </w:p>
+    <w:p>
+      <w:pPr>
+        <w:spacing w:line="360" w:lineRule="auto"/>
+        <w:ind w:firstLine="425"/>
+        <w:jc w:val="both"/>
+        <w:rPr>
+          <w:sz w:val="28"/>
+          <w:szCs w:val="28"/>
+        </w:rPr>
+      </w:pPr>
+      <w:r>
+        <w:rPr>
+          <w:sz w:val="28"/>
+          <w:szCs w:val="28"/>
+        </w:rPr>
+        <w:t xml:space="preserve">28. Текстовая блок-схема работы </w:t>
+      </w:r>
+      <w:proofErr w:type="spellStart"/>
+      <w:r>
+        <w:rPr>
+          <w:sz w:val="28"/>
+          <w:szCs w:val="28"/>
+        </w:rPr>
+        <w:t>if</w:t>
+      </w:r>
+      <w:proofErr w:type="spellEnd"/>
+      <w:r>
+        <w:rPr>
+          <w:sz w:val="28"/>
+          <w:szCs w:val="28"/>
+        </w:rPr>
+        <w:t>: проверка условия → если истина, выполняется первая ветвь → если ложь, выполняется вторая ветвь или управление идёт дальше.</w:t>
+      </w:r>
+    </w:p>
+    <w:p>
+      <w:pPr>
+        <w:spacing w:line="360" w:lineRule="auto"/>
+        <w:ind w:firstLine="425"/>
+        <w:jc w:val="both"/>
+        <w:rPr>
+          <w:sz w:val="28"/>
+          <w:szCs w:val="28"/>
+        </w:rPr>
+      </w:pPr>
+    </w:p>
+    <w:p>
+      <w:pPr>
+        <w:spacing w:line="360" w:lineRule="auto"/>
+        <w:ind w:firstLine="425"/>
+        <w:jc w:val="both"/>
+        <w:rPr>
+          <w:sz w:val="28"/>
+          <w:szCs w:val="28"/>
+        </w:rPr>
+      </w:pPr>
+      <w:r>
+        <w:rPr>
+          <w:sz w:val="28"/>
+          <w:szCs w:val="28"/>
+        </w:rPr>
+        <w:t xml:space="preserve">29. Конструкция </w:t>
+      </w:r>
+      <w:proofErr w:type="spellStart"/>
+      <w:r>
+        <w:rPr>
+          <w:sz w:val="28"/>
+          <w:szCs w:val="28"/>
+        </w:rPr>
+        <w:t>elseif</w:t>
+      </w:r>
+      <w:proofErr w:type="spellEnd"/>
+      <w:r>
+        <w:rPr>
+          <w:sz w:val="28"/>
+          <w:szCs w:val="28"/>
+        </w:rPr>
+        <w:t xml:space="preserve"> используется для проверки дополнительных условий, если предыдущее условие оказалось ложным. Она позволяет строить цепочку проверок без большого количества вложенных </w:t>
+      </w:r>
+      <w:proofErr w:type="spellStart"/>
+      <w:r>
+        <w:rPr>
+          <w:sz w:val="28"/>
+          <w:szCs w:val="28"/>
+        </w:rPr>
+        <w:t>if</w:t>
+      </w:r>
+      <w:proofErr w:type="spellEnd"/>
+      <w:r>
+        <w:rPr>
+          <w:sz w:val="28"/>
+          <w:szCs w:val="28"/>
+        </w:rPr>
+        <w:t>.</w:t>
+      </w:r>
+    </w:p>
+    <w:p>
+      <w:pPr>
+        <w:spacing w:line="360" w:lineRule="auto"/>
+        <w:ind w:firstLine="425"/>
+        <w:jc w:val="both"/>
+        <w:rPr>
+          <w:sz w:val="28"/>
+          <w:szCs w:val="28"/>
+        </w:rPr>
+      </w:pPr>
+    </w:p>
+    <w:p>
+      <w:pPr>
+        <w:spacing w:line="360" w:lineRule="auto"/>
+        <w:ind w:firstLine="425"/>
+        <w:jc w:val="both"/>
+        <w:rPr>
+          <w:sz w:val="28"/>
+          <w:szCs w:val="28"/>
+        </w:rPr>
+      </w:pPr>
+      <w:r>
+        <w:rPr>
+          <w:sz w:val="28"/>
+          <w:szCs w:val="28"/>
+        </w:rPr>
+        <w:t xml:space="preserve">30. </w:t>
+      </w:r>
+      <w:proofErr w:type="spellStart"/>
+      <w:r>
+        <w:rPr>
+          <w:sz w:val="28"/>
+          <w:szCs w:val="28"/>
+        </w:rPr>
+        <w:t>switch</w:t>
+      </w:r>
+      <w:proofErr w:type="spellEnd"/>
+      <w:r>
+        <w:rPr>
+          <w:sz w:val="28"/>
+          <w:szCs w:val="28"/>
+        </w:rPr>
+        <w:t xml:space="preserve"> применяется, когда нужно сравнить одно выражение с несколькими вариантами значений. Текстовая блок-схема: вычисляется выражение → по очереди сравнивается с </w:t>
+      </w:r>
+      <w:proofErr w:type="spellStart"/>
+      <w:r>
+        <w:rPr>
+          <w:sz w:val="28"/>
+          <w:szCs w:val="28"/>
+        </w:rPr>
+        <w:t>case</w:t>
+      </w:r>
+      <w:proofErr w:type="spellEnd"/>
+      <w:r>
+        <w:rPr>
+          <w:sz w:val="28"/>
+          <w:szCs w:val="28"/>
+        </w:rPr>
+        <w:t xml:space="preserve"> → при совпадении выполняется соответствующий блок → если совпадения нет, выполняется </w:t>
+      </w:r>
+      <w:proofErr w:type="spellStart"/>
+      <w:r>
+        <w:rPr>
+          <w:sz w:val="28"/>
+          <w:szCs w:val="28"/>
+        </w:rPr>
+        <w:t>default</w:t>
+      </w:r>
+      <w:proofErr w:type="spellEnd"/>
+      <w:r>
+        <w:rPr>
+          <w:sz w:val="28"/>
+          <w:szCs w:val="28"/>
+        </w:rPr>
+        <w:t>.</w:t>
+      </w:r>
+    </w:p>
+    <w:p>
+      <w:pPr>
+        <w:spacing w:line="360" w:lineRule="auto"/>
+        <w:ind w:firstLine="425"/>
+        <w:jc w:val="both"/>
+        <w:rPr>
+          <w:sz w:val="28"/>
+          <w:szCs w:val="28"/>
+        </w:rPr>
+      </w:pPr>
+    </w:p>
+    <w:p>
+      <w:pPr>
+        <w:spacing w:line="360" w:lineRule="auto"/>
+        <w:ind w:firstLine="425"/>
+        <w:jc w:val="both"/>
+        <w:rPr>
+          <w:sz w:val="28"/>
+          <w:szCs w:val="28"/>
+        </w:rPr>
+      </w:pPr>
+    </w:p>
+    <w:p>
+      <w:pPr>
+        <w:spacing w:line="360" w:lineRule="auto"/>
+        <w:ind w:firstLine="425"/>
+        <w:jc w:val="both"/>
+        <w:rPr>
+          <w:sz w:val="28"/>
+          <w:szCs w:val="28"/>
+        </w:rPr>
+      </w:pPr>
+      <w:r>
+        <w:rPr>
+          <w:sz w:val="28"/>
+          <w:szCs w:val="28"/>
+        </w:rPr>
+        <w:lastRenderedPageBreak/>
+        <w:t xml:space="preserve">31. Обычно оператор выбора заканчивается </w:t>
+      </w:r>
+      <w:proofErr w:type="spellStart"/>
+      <w:r>
+        <w:rPr>
+          <w:sz w:val="28"/>
+          <w:szCs w:val="28"/>
+        </w:rPr>
+        <w:t>break</w:t>
+      </w:r>
+      <w:proofErr w:type="spellEnd"/>
+      <w:r>
+        <w:rPr>
+          <w:sz w:val="28"/>
+          <w:szCs w:val="28"/>
+        </w:rPr>
+        <w:t xml:space="preserve">, чтобы после выполнения нужной ветви выйти из </w:t>
+      </w:r>
+      <w:proofErr w:type="spellStart"/>
+      <w:r>
+        <w:rPr>
+          <w:sz w:val="28"/>
+          <w:szCs w:val="28"/>
+        </w:rPr>
+        <w:t>switch</w:t>
+      </w:r>
+      <w:proofErr w:type="spellEnd"/>
+      <w:r>
+        <w:rPr>
+          <w:sz w:val="28"/>
+          <w:szCs w:val="28"/>
+        </w:rPr>
+        <w:t>.</w:t>
+      </w:r>
+    </w:p>
+    <w:p>
+      <w:pPr>
+        <w:spacing w:line="360" w:lineRule="auto"/>
+        <w:ind w:firstLine="425"/>
+        <w:jc w:val="both"/>
+        <w:rPr>
+          <w:sz w:val="28"/>
+          <w:szCs w:val="28"/>
+        </w:rPr>
+      </w:pPr>
+    </w:p>
+    <w:p>
+      <w:pPr>
+        <w:spacing w:line="360" w:lineRule="auto"/>
+        <w:ind w:firstLine="425"/>
+        <w:jc w:val="both"/>
+        <w:rPr>
+          <w:sz w:val="28"/>
+          <w:szCs w:val="28"/>
+        </w:rPr>
+      </w:pPr>
+      <w:r>
+        <w:rPr>
+          <w:sz w:val="28"/>
+          <w:szCs w:val="28"/>
+        </w:rPr>
+        <w:t xml:space="preserve">32. </w:t>
+      </w:r>
+      <w:proofErr w:type="spellStart"/>
+      <w:r>
+        <w:rPr>
+          <w:sz w:val="28"/>
+          <w:szCs w:val="28"/>
+        </w:rPr>
+        <w:t>Многонаправленное</w:t>
+      </w:r>
+      <w:proofErr w:type="spellEnd"/>
+      <w:r>
+        <w:rPr>
+          <w:sz w:val="28"/>
+          <w:szCs w:val="28"/>
+        </w:rPr>
+        <w:t xml:space="preserve"> ветвление в PHP реализуется оператором </w:t>
+      </w:r>
+      <w:proofErr w:type="spellStart"/>
+      <w:r>
+        <w:rPr>
+          <w:sz w:val="28"/>
+          <w:szCs w:val="28"/>
+        </w:rPr>
+        <w:t>switch</w:t>
+      </w:r>
+      <w:proofErr w:type="spellEnd"/>
+      <w:r>
+        <w:rPr>
+          <w:sz w:val="28"/>
+          <w:szCs w:val="28"/>
+        </w:rPr>
+        <w:t>.</w:t>
+      </w:r>
+    </w:p>
+    <w:p>
+      <w:pPr>
+        <w:spacing w:line="360" w:lineRule="auto"/>
+        <w:ind w:firstLine="425"/>
+        <w:jc w:val="both"/>
+        <w:rPr>
+          <w:sz w:val="28"/>
+          <w:szCs w:val="28"/>
+        </w:rPr>
+      </w:pPr>
+    </w:p>
+    <w:p>
+      <w:pPr>
+        <w:spacing w:line="360" w:lineRule="auto"/>
+        <w:ind w:firstLine="425"/>
+        <w:jc w:val="both"/>
+        <w:rPr>
+          <w:sz w:val="28"/>
+          <w:szCs w:val="28"/>
+        </w:rPr>
+      </w:pPr>
+      <w:r>
+        <w:rPr>
+          <w:sz w:val="28"/>
+          <w:szCs w:val="28"/>
+        </w:rPr>
+        <w:t>33. Операторы ветвления выбирают один из нескольких путей выполнения программы, а операторы цикла многократно повторяют один и тот же блок команд.</w:t>
+      </w:r>
+    </w:p>
+    <w:p>
+      <w:pPr>
+        <w:spacing w:line="360" w:lineRule="auto"/>
+        <w:ind w:firstLine="425"/>
+        <w:jc w:val="both"/>
+        <w:rPr>
+          <w:sz w:val="28"/>
+          <w:szCs w:val="28"/>
+        </w:rPr>
+      </w:pPr>
+    </w:p>
+    <w:p>
+      <w:pPr>
+        <w:spacing w:line="360" w:lineRule="auto"/>
+        <w:ind w:firstLine="425"/>
+        <w:jc w:val="both"/>
+        <w:rPr>
+          <w:sz w:val="28"/>
+          <w:szCs w:val="28"/>
+        </w:rPr>
+      </w:pPr>
+      <w:r>
+        <w:rPr>
+          <w:sz w:val="28"/>
+          <w:szCs w:val="28"/>
+        </w:rPr>
+        <w:t xml:space="preserve">34. Текстовая блок-схема </w:t>
+      </w:r>
+      <w:proofErr w:type="spellStart"/>
+      <w:r>
+        <w:rPr>
+          <w:sz w:val="28"/>
+          <w:szCs w:val="28"/>
+        </w:rPr>
+        <w:t>while</w:t>
+      </w:r>
+      <w:proofErr w:type="spellEnd"/>
+      <w:r>
+        <w:rPr>
+          <w:sz w:val="28"/>
+          <w:szCs w:val="28"/>
+        </w:rPr>
+        <w:t>: проверка условия → если истина, выполняется тело цикла → возврат к условию → если ложь, выход.</w:t>
+      </w:r>
+    </w:p>
+    <w:p>
+      <w:pPr>
+        <w:spacing w:line="360" w:lineRule="auto"/>
+        <w:ind w:firstLine="425"/>
+        <w:jc w:val="both"/>
+        <w:rPr>
+          <w:sz w:val="28"/>
+          <w:szCs w:val="28"/>
+        </w:rPr>
+      </w:pPr>
+      <w:r>
+        <w:rPr>
+          <w:sz w:val="28"/>
+          <w:szCs w:val="28"/>
+        </w:rPr>
+        <w:t xml:space="preserve">Текстовая блок-схема </w:t>
+      </w:r>
+      <w:proofErr w:type="spellStart"/>
+      <w:r>
+        <w:rPr>
+          <w:sz w:val="28"/>
+          <w:szCs w:val="28"/>
+        </w:rPr>
+        <w:t>do</w:t>
+      </w:r>
+      <w:proofErr w:type="spellEnd"/>
+      <w:r>
+        <w:rPr>
+          <w:sz w:val="28"/>
+          <w:szCs w:val="28"/>
+        </w:rPr>
+        <w:t xml:space="preserve"> </w:t>
+      </w:r>
+      <w:proofErr w:type="spellStart"/>
+      <w:r>
+        <w:rPr>
+          <w:sz w:val="28"/>
+          <w:szCs w:val="28"/>
+        </w:rPr>
+        <w:t>while</w:t>
+      </w:r>
+      <w:proofErr w:type="spellEnd"/>
+      <w:r>
+        <w:rPr>
+          <w:sz w:val="28"/>
+          <w:szCs w:val="28"/>
+        </w:rPr>
+        <w:t>: сначала выполняется тело цикла → потом проверяется условие → если истина, цикл повторяется → если ложь, выход.</w:t>
+      </w:r>
+    </w:p>
+    <w:p>
+      <w:pPr>
+        <w:spacing w:line="360" w:lineRule="auto"/>
+        <w:ind w:firstLine="425"/>
+        <w:jc w:val="both"/>
+        <w:rPr>
+          <w:sz w:val="28"/>
+          <w:szCs w:val="28"/>
+        </w:rPr>
+      </w:pPr>
+    </w:p>
+    <w:p>
+      <w:pPr>
+        <w:spacing w:line="360" w:lineRule="auto"/>
+        <w:ind w:firstLine="425"/>
+        <w:jc w:val="both"/>
+        <w:rPr>
+          <w:sz w:val="28"/>
+          <w:szCs w:val="28"/>
+        </w:rPr>
+      </w:pPr>
+      <w:r>
+        <w:rPr>
+          <w:sz w:val="28"/>
+          <w:szCs w:val="28"/>
+        </w:rPr>
+        <w:t xml:space="preserve">35. В семействе </w:t>
+      </w:r>
+      <w:proofErr w:type="spellStart"/>
+      <w:r>
+        <w:rPr>
+          <w:sz w:val="28"/>
+          <w:szCs w:val="28"/>
+        </w:rPr>
+        <w:t>while</w:t>
+      </w:r>
+      <w:proofErr w:type="spellEnd"/>
+      <w:r>
+        <w:rPr>
+          <w:sz w:val="28"/>
+          <w:szCs w:val="28"/>
+        </w:rPr>
+        <w:t xml:space="preserve"> две основные формы: </w:t>
+      </w:r>
+      <w:proofErr w:type="spellStart"/>
+      <w:r>
+        <w:rPr>
+          <w:sz w:val="28"/>
+          <w:szCs w:val="28"/>
+        </w:rPr>
+        <w:t>while</w:t>
+      </w:r>
+      <w:proofErr w:type="spellEnd"/>
+      <w:r>
+        <w:rPr>
+          <w:sz w:val="28"/>
+          <w:szCs w:val="28"/>
+        </w:rPr>
+        <w:t xml:space="preserve"> и </w:t>
+      </w:r>
+      <w:proofErr w:type="spellStart"/>
+      <w:r>
+        <w:rPr>
+          <w:sz w:val="28"/>
+          <w:szCs w:val="28"/>
+        </w:rPr>
+        <w:t>do</w:t>
+      </w:r>
+      <w:proofErr w:type="spellEnd"/>
+      <w:r>
+        <w:rPr>
+          <w:sz w:val="28"/>
+          <w:szCs w:val="28"/>
+        </w:rPr>
+        <w:t xml:space="preserve"> </w:t>
+      </w:r>
+      <w:proofErr w:type="spellStart"/>
+      <w:r>
+        <w:rPr>
+          <w:sz w:val="28"/>
+          <w:szCs w:val="28"/>
+        </w:rPr>
+        <w:t>while</w:t>
+      </w:r>
+      <w:proofErr w:type="spellEnd"/>
+      <w:r>
+        <w:rPr>
+          <w:sz w:val="28"/>
+          <w:szCs w:val="28"/>
+        </w:rPr>
+        <w:t xml:space="preserve">. У </w:t>
+      </w:r>
+      <w:proofErr w:type="spellStart"/>
+      <w:r>
+        <w:rPr>
+          <w:sz w:val="28"/>
+          <w:szCs w:val="28"/>
+        </w:rPr>
+        <w:t>while</w:t>
+      </w:r>
+      <w:proofErr w:type="spellEnd"/>
+      <w:r>
+        <w:rPr>
+          <w:sz w:val="28"/>
+          <w:szCs w:val="28"/>
+        </w:rPr>
+        <w:t xml:space="preserve"> есть ещё альтернативная запись с </w:t>
+      </w:r>
+      <w:proofErr w:type="spellStart"/>
+      <w:r>
+        <w:rPr>
+          <w:sz w:val="28"/>
+          <w:szCs w:val="28"/>
+        </w:rPr>
+        <w:t>endwhile</w:t>
+      </w:r>
+      <w:proofErr w:type="spellEnd"/>
+      <w:r>
+        <w:rPr>
+          <w:sz w:val="28"/>
+          <w:szCs w:val="28"/>
+        </w:rPr>
+        <w:t>.</w:t>
+      </w:r>
+    </w:p>
+    <w:p>
+      <w:pPr>
+        <w:spacing w:line="360" w:lineRule="auto"/>
+        <w:ind w:firstLine="425"/>
+        <w:jc w:val="both"/>
+        <w:rPr>
+          <w:sz w:val="28"/>
+          <w:szCs w:val="28"/>
+        </w:rPr>
+      </w:pPr>
+    </w:p>
+    <w:p>
+      <w:pPr>
+        <w:spacing w:line="360" w:lineRule="auto"/>
+        <w:ind w:firstLine="425"/>
+        <w:jc w:val="both"/>
+        <w:rPr>
+          <w:sz w:val="28"/>
+          <w:szCs w:val="28"/>
+        </w:rPr>
+      </w:pPr>
+      <w:r>
+        <w:rPr>
+          <w:sz w:val="28"/>
+          <w:szCs w:val="28"/>
+        </w:rPr>
+        <w:t>36. Главное различие: цикл с предварительным условием (</w:t>
+      </w:r>
+      <w:proofErr w:type="spellStart"/>
+      <w:r>
+        <w:rPr>
+          <w:sz w:val="28"/>
+          <w:szCs w:val="28"/>
+        </w:rPr>
+        <w:t>while</w:t>
+      </w:r>
+      <w:proofErr w:type="spellEnd"/>
+      <w:r>
+        <w:rPr>
+          <w:sz w:val="28"/>
+          <w:szCs w:val="28"/>
+        </w:rPr>
+        <w:t>) проверяет условие до входа в тело цикла, а цикл с постусловием (</w:t>
+      </w:r>
+      <w:proofErr w:type="spellStart"/>
+      <w:r>
+        <w:rPr>
+          <w:sz w:val="28"/>
+          <w:szCs w:val="28"/>
+        </w:rPr>
+        <w:t>do</w:t>
+      </w:r>
+      <w:proofErr w:type="spellEnd"/>
+      <w:r>
+        <w:rPr>
+          <w:sz w:val="28"/>
+          <w:szCs w:val="28"/>
+        </w:rPr>
+        <w:t xml:space="preserve"> </w:t>
+      </w:r>
+      <w:proofErr w:type="spellStart"/>
+      <w:r>
+        <w:rPr>
+          <w:sz w:val="28"/>
+          <w:szCs w:val="28"/>
+        </w:rPr>
+        <w:t>while</w:t>
+      </w:r>
+      <w:proofErr w:type="spellEnd"/>
+      <w:r>
+        <w:rPr>
+          <w:sz w:val="28"/>
+          <w:szCs w:val="28"/>
+        </w:rPr>
+        <w:t xml:space="preserve">) </w:t>
+      </w:r>
+      <w:r>
+        <w:rPr>
+          <w:sz w:val="28"/>
+          <w:szCs w:val="28"/>
+        </w:rPr>
+        <w:t xml:space="preserve">- </w:t>
+      </w:r>
+      <w:r>
+        <w:rPr>
+          <w:sz w:val="28"/>
+          <w:szCs w:val="28"/>
+        </w:rPr>
+        <w:t>после выполнения тела, поэтому он выполняется хотя бы один раз.</w:t>
+      </w:r>
+    </w:p>
+    <w:p>
+      <w:pPr>
+        <w:spacing w:line="360" w:lineRule="auto"/>
+        <w:ind w:firstLine="425"/>
+        <w:jc w:val="both"/>
+        <w:rPr>
+          <w:sz w:val="28"/>
+          <w:szCs w:val="28"/>
+        </w:rPr>
+      </w:pPr>
+    </w:p>
+    <w:p>
+      <w:pPr>
+        <w:spacing w:line="360" w:lineRule="auto"/>
+        <w:ind w:firstLine="425"/>
+        <w:jc w:val="both"/>
+        <w:rPr>
+          <w:sz w:val="28"/>
+          <w:szCs w:val="28"/>
+        </w:rPr>
+      </w:pPr>
+      <w:r>
+        <w:rPr>
+          <w:sz w:val="28"/>
+          <w:szCs w:val="28"/>
+        </w:rPr>
+        <w:t xml:space="preserve">37. Традиционная форма </w:t>
+      </w:r>
+      <w:proofErr w:type="spellStart"/>
+      <w:r>
+        <w:rPr>
+          <w:sz w:val="28"/>
+          <w:szCs w:val="28"/>
+        </w:rPr>
+        <w:t>for</w:t>
+      </w:r>
+      <w:proofErr w:type="spellEnd"/>
+      <w:r>
+        <w:rPr>
+          <w:sz w:val="28"/>
+          <w:szCs w:val="28"/>
+        </w:rPr>
+        <w:t xml:space="preserve">: </w:t>
+      </w:r>
+      <w:proofErr w:type="spellStart"/>
+      <w:r>
+        <w:rPr>
+          <w:sz w:val="28"/>
+          <w:szCs w:val="28"/>
+        </w:rPr>
+        <w:t>for</w:t>
+      </w:r>
+      <w:proofErr w:type="spellEnd"/>
+      <w:r>
+        <w:rPr>
+          <w:sz w:val="28"/>
+          <w:szCs w:val="28"/>
+        </w:rPr>
+        <w:t xml:space="preserve"> (</w:t>
+      </w:r>
+      <w:proofErr w:type="spellStart"/>
+      <w:r>
+        <w:rPr>
+          <w:sz w:val="28"/>
+          <w:szCs w:val="28"/>
+        </w:rPr>
+        <w:t>начальное_значение</w:t>
+      </w:r>
+      <w:proofErr w:type="spellEnd"/>
+      <w:r>
+        <w:rPr>
+          <w:sz w:val="28"/>
+          <w:szCs w:val="28"/>
+        </w:rPr>
+        <w:t xml:space="preserve">; </w:t>
+      </w:r>
+      <w:proofErr w:type="spellStart"/>
+      <w:r>
+        <w:rPr>
+          <w:sz w:val="28"/>
+          <w:szCs w:val="28"/>
+        </w:rPr>
+        <w:t>конечное_условие</w:t>
+      </w:r>
+      <w:proofErr w:type="spellEnd"/>
+      <w:r>
+        <w:rPr>
+          <w:sz w:val="28"/>
+          <w:szCs w:val="28"/>
+        </w:rPr>
+        <w:t xml:space="preserve">; инкремент) </w:t>
+      </w:r>
+      <w:proofErr w:type="gramStart"/>
+      <w:r>
+        <w:rPr>
+          <w:sz w:val="28"/>
+          <w:szCs w:val="28"/>
+        </w:rPr>
+        <w:t xml:space="preserve">{ </w:t>
+      </w:r>
+      <w:proofErr w:type="spellStart"/>
+      <w:r>
+        <w:rPr>
+          <w:sz w:val="28"/>
+          <w:szCs w:val="28"/>
+        </w:rPr>
+        <w:t>тело</w:t>
+      </w:r>
+      <w:proofErr w:type="gramEnd"/>
+      <w:r>
+        <w:rPr>
+          <w:sz w:val="28"/>
+          <w:szCs w:val="28"/>
+        </w:rPr>
+        <w:t>_цикла</w:t>
+      </w:r>
+      <w:proofErr w:type="spellEnd"/>
+      <w:r>
+        <w:rPr>
+          <w:sz w:val="28"/>
+          <w:szCs w:val="28"/>
+        </w:rPr>
+        <w:t>; }. Структурные части: инициализация, условие, изменение счётчика и тело цикла. Сначала задаётся начальное значение, потом перед каждой итерацией проверяется условие, затем выполняется тело, после чего изменяется счётчик.</w:t>
+      </w:r>
+    </w:p>
+    <w:p>
+      <w:pPr>
+        <w:widowControl/>
+        <w:autoSpaceDE/>
+        <w:autoSpaceDN/>
+        <w:adjustRightInd/>
+        <w:spacing w:after="160" w:line="259" w:lineRule="auto"/>
+        <w:rPr>
+          <w:sz w:val="28"/>
+          <w:szCs w:val="28"/>
+        </w:rPr>
+      </w:pPr>
+      <w:r>
+        <w:rPr>
+          <w:sz w:val="28"/>
+          <w:szCs w:val="28"/>
+        </w:rPr>
+        <w:br w:type="page"/>
+      </w:r>
+    </w:p>
+    <w:p>
+      <w:pPr>
+        <w:spacing w:line="360" w:lineRule="auto"/>
+        <w:ind w:firstLine="425"/>
+        <w:jc w:val="both"/>
+        <w:rPr>
+          <w:sz w:val="28"/>
+          <w:szCs w:val="28"/>
+        </w:rPr>
+      </w:pPr>
       <w:bookmarkStart w:id="0" w:name="_GoBack"/>
       <w:bookmarkEnd w:id="0"/>
     </w:p>
+    <w:p>
+      <w:pPr>
+        <w:spacing w:line="360" w:lineRule="auto"/>
+        <w:ind w:firstLine="425"/>
+        <w:jc w:val="both"/>
+        <w:rPr>
+          <w:sz w:val="28"/>
+          <w:szCs w:val="28"/>
+        </w:rPr>
+      </w:pPr>
+      <w:r>
+        <w:rPr>
+          <w:sz w:val="28"/>
+          <w:szCs w:val="28"/>
+        </w:rPr>
+        <w:t xml:space="preserve">38. Цикл </w:t>
+      </w:r>
+      <w:proofErr w:type="spellStart"/>
+      <w:r>
+        <w:rPr>
+          <w:sz w:val="28"/>
+          <w:szCs w:val="28"/>
+        </w:rPr>
+        <w:t>for</w:t>
+      </w:r>
+      <w:proofErr w:type="spellEnd"/>
+      <w:r>
+        <w:rPr>
+          <w:sz w:val="28"/>
+          <w:szCs w:val="28"/>
+        </w:rPr>
+        <w:t xml:space="preserve"> с инкрементом работает так: после каждого прохода тела цикла счётчик увеличивается на заданный шаг, чаще всего на 1.</w:t>
+      </w:r>
+    </w:p>
+    <w:p>
+      <w:pPr>
+        <w:spacing w:line="360" w:lineRule="auto"/>
+        <w:ind w:firstLine="425"/>
+        <w:jc w:val="both"/>
+        <w:rPr>
+          <w:sz w:val="28"/>
+          <w:szCs w:val="28"/>
+        </w:rPr>
+      </w:pPr>
+    </w:p>
+    <w:p>
+      <w:pPr>
+        <w:spacing w:line="360" w:lineRule="auto"/>
+        <w:ind w:firstLine="425"/>
+        <w:jc w:val="both"/>
+        <w:rPr>
+          <w:sz w:val="28"/>
+          <w:szCs w:val="28"/>
+        </w:rPr>
+      </w:pPr>
+      <w:r>
+        <w:rPr>
+          <w:sz w:val="28"/>
+          <w:szCs w:val="28"/>
+        </w:rPr>
+        <w:t xml:space="preserve">39. Счётчик цикла можно использовать в </w:t>
+      </w:r>
+      <w:proofErr w:type="gramStart"/>
+      <w:r>
+        <w:rPr>
+          <w:sz w:val="28"/>
+          <w:szCs w:val="28"/>
+        </w:rPr>
+        <w:t>теле цикла</w:t>
+      </w:r>
+      <w:proofErr w:type="gramEnd"/>
+      <w:r>
+        <w:rPr>
+          <w:sz w:val="28"/>
+          <w:szCs w:val="28"/>
+        </w:rPr>
+        <w:t xml:space="preserve"> для нумерации, обращения к элементам массива, вывода текущего шага и вычисления промежуточных значений.</w:t>
+      </w:r>
+    </w:p>
+    <w:p>
+      <w:pPr>
+        <w:spacing w:line="360" w:lineRule="auto"/>
+        <w:ind w:firstLine="425"/>
+        <w:jc w:val="both"/>
+        <w:rPr>
+          <w:sz w:val="28"/>
+          <w:szCs w:val="28"/>
+        </w:rPr>
+      </w:pPr>
+    </w:p>
+    <w:p>
+      <w:pPr>
+        <w:spacing w:line="360" w:lineRule="auto"/>
+        <w:ind w:firstLine="425"/>
+        <w:jc w:val="both"/>
+        <w:rPr>
+          <w:sz w:val="28"/>
+          <w:szCs w:val="28"/>
+        </w:rPr>
+      </w:pPr>
+      <w:r>
+        <w:rPr>
+          <w:sz w:val="28"/>
+          <w:szCs w:val="28"/>
+        </w:rPr>
+        <w:t xml:space="preserve">40. Вложенные циклы </w:t>
+      </w:r>
+      <w:proofErr w:type="spellStart"/>
+      <w:r>
+        <w:rPr>
+          <w:sz w:val="28"/>
+          <w:szCs w:val="28"/>
+        </w:rPr>
+        <w:t>for</w:t>
+      </w:r>
+      <w:proofErr w:type="spellEnd"/>
+      <w:r>
+        <w:rPr>
+          <w:sz w:val="28"/>
+          <w:szCs w:val="28"/>
+        </w:rPr>
+        <w:t xml:space="preserve"> используют, когда для каждого значения одной переменной нужно перебрать все значения другой. Например, строки и столбцы таблицы. Во вложенных циклах у каждого цикла должен быть свой отдельный счётчик.</w:t>
+      </w:r>
+    </w:p>
+    <w:p>
+      <w:pPr>
+        <w:spacing w:line="360" w:lineRule="auto"/>
+        <w:ind w:firstLine="425"/>
+        <w:jc w:val="both"/>
+        <w:rPr>
+          <w:sz w:val="28"/>
+          <w:szCs w:val="28"/>
+        </w:rPr>
+      </w:pPr>
+    </w:p>
+    <w:p>
+      <w:pPr>
+        <w:spacing w:line="360" w:lineRule="auto"/>
+        <w:ind w:firstLine="425"/>
+        <w:jc w:val="both"/>
+        <w:rPr>
+          <w:sz w:val="28"/>
+          <w:szCs w:val="28"/>
+        </w:rPr>
+      </w:pPr>
+      <w:r>
+        <w:rPr>
+          <w:sz w:val="28"/>
+          <w:szCs w:val="28"/>
+        </w:rPr>
+        <w:t xml:space="preserve">41. Универсальная форма </w:t>
+      </w:r>
+      <w:proofErr w:type="spellStart"/>
+      <w:r>
+        <w:rPr>
+          <w:sz w:val="28"/>
+          <w:szCs w:val="28"/>
+        </w:rPr>
+        <w:t>for</w:t>
+      </w:r>
+      <w:proofErr w:type="spellEnd"/>
+      <w:r>
+        <w:rPr>
+          <w:sz w:val="28"/>
+          <w:szCs w:val="28"/>
+        </w:rPr>
+        <w:t xml:space="preserve"> в методичке записывается по-разному, но смысл один:</w:t>
+      </w:r>
+    </w:p>
+    <w:p>
+      <w:pPr>
+        <w:spacing w:line="360" w:lineRule="auto"/>
+        <w:ind w:firstLine="425"/>
+        <w:jc w:val="both"/>
+        <w:rPr>
+          <w:sz w:val="28"/>
+          <w:szCs w:val="28"/>
+        </w:rPr>
+      </w:pPr>
+      <w:proofErr w:type="spellStart"/>
+      <w:r>
+        <w:rPr>
+          <w:sz w:val="28"/>
+          <w:szCs w:val="28"/>
+        </w:rPr>
+        <w:t>for</w:t>
+      </w:r>
+      <w:proofErr w:type="spellEnd"/>
+      <w:r>
+        <w:rPr>
+          <w:sz w:val="28"/>
+          <w:szCs w:val="28"/>
+        </w:rPr>
+        <w:t xml:space="preserve"> (выражение1; выражение2; выражение3) </w:t>
+      </w:r>
+      <w:proofErr w:type="gramStart"/>
+      <w:r>
+        <w:rPr>
+          <w:sz w:val="28"/>
+          <w:szCs w:val="28"/>
+        </w:rPr>
+        <w:t>{ ...</w:t>
+      </w:r>
+      <w:proofErr w:type="gramEnd"/>
+      <w:r>
+        <w:rPr>
+          <w:sz w:val="28"/>
+          <w:szCs w:val="28"/>
+        </w:rPr>
+        <w:t xml:space="preserve"> }</w:t>
+      </w:r>
+    </w:p>
+    <w:p>
+      <w:pPr>
+        <w:spacing w:line="360" w:lineRule="auto"/>
+        <w:ind w:firstLine="425"/>
+        <w:jc w:val="both"/>
+        <w:rPr>
+          <w:sz w:val="28"/>
+          <w:szCs w:val="28"/>
+        </w:rPr>
+      </w:pPr>
+      <w:r>
+        <w:rPr>
+          <w:sz w:val="28"/>
+          <w:szCs w:val="28"/>
+        </w:rPr>
+        <w:t>или</w:t>
+      </w:r>
+    </w:p>
+    <w:p>
+      <w:pPr>
+        <w:spacing w:line="360" w:lineRule="auto"/>
+        <w:ind w:firstLine="425"/>
+        <w:jc w:val="both"/>
+        <w:rPr>
+          <w:sz w:val="28"/>
+          <w:szCs w:val="28"/>
+        </w:rPr>
+      </w:pPr>
+      <w:proofErr w:type="spellStart"/>
+      <w:r>
+        <w:rPr>
+          <w:sz w:val="28"/>
+          <w:szCs w:val="28"/>
+        </w:rPr>
+        <w:t>for</w:t>
+      </w:r>
+      <w:proofErr w:type="spellEnd"/>
+      <w:r>
+        <w:rPr>
+          <w:sz w:val="28"/>
+          <w:szCs w:val="28"/>
+        </w:rPr>
+        <w:t xml:space="preserve"> (инициализация; условие; приращение) </w:t>
+      </w:r>
+      <w:proofErr w:type="gramStart"/>
+      <w:r>
+        <w:rPr>
+          <w:sz w:val="28"/>
+          <w:szCs w:val="28"/>
+        </w:rPr>
+        <w:t>{ ...</w:t>
+      </w:r>
+      <w:proofErr w:type="gramEnd"/>
+      <w:r>
+        <w:rPr>
+          <w:sz w:val="28"/>
+          <w:szCs w:val="28"/>
+        </w:rPr>
+        <w:t xml:space="preserve"> }</w:t>
+      </w:r>
+    </w:p>
+    <w:p>
+      <w:pPr>
+        <w:spacing w:line="360" w:lineRule="auto"/>
+        <w:ind w:firstLine="425"/>
+        <w:jc w:val="both"/>
+        <w:rPr>
+          <w:sz w:val="28"/>
+          <w:szCs w:val="28"/>
+        </w:rPr>
+      </w:pPr>
+      <w:r>
+        <w:rPr>
+          <w:sz w:val="28"/>
+          <w:szCs w:val="28"/>
+        </w:rPr>
+        <w:t xml:space="preserve">Первая часть выполняется один раз до начала цикла, вторая проверяется перед каждой итерацией, третья выполняется после каждого прохода тела цикла. Возможна и альтернативная форма с </w:t>
+      </w:r>
+      <w:proofErr w:type="spellStart"/>
+      <w:r>
+        <w:rPr>
+          <w:sz w:val="28"/>
+          <w:szCs w:val="28"/>
+        </w:rPr>
+        <w:t>endfor</w:t>
+      </w:r>
+      <w:proofErr w:type="spellEnd"/>
+      <w:r>
+        <w:rPr>
+          <w:sz w:val="28"/>
+          <w:szCs w:val="28"/>
+        </w:rPr>
+        <w:t>.</w:t>
+      </w:r>
+    </w:p>
+    <w:p>
+      <w:pPr>
+        <w:spacing w:line="360" w:lineRule="auto"/>
+        <w:ind w:firstLine="425"/>
+        <w:jc w:val="both"/>
+        <w:rPr>
+          <w:sz w:val="28"/>
+          <w:szCs w:val="28"/>
+        </w:rPr>
+      </w:pPr>
+    </w:p>
+    <w:p>
+      <w:pPr>
+        <w:spacing w:line="360" w:lineRule="auto"/>
+        <w:ind w:firstLine="425"/>
+        <w:jc w:val="both"/>
+        <w:rPr>
+          <w:sz w:val="28"/>
+          <w:szCs w:val="28"/>
+        </w:rPr>
+      </w:pPr>
+      <w:r>
+        <w:rPr>
+          <w:sz w:val="28"/>
+          <w:szCs w:val="28"/>
+        </w:rPr>
+        <w:t>42. Одной формой циклического оператора обойтись нельзя, потому что разные задачи требуют разной логики: где-то нужно сначала проверить условие, где-то гарантировать хотя бы один проход, а где-то нужен удобный счётчик или перебор массива.</w:t>
+      </w:r>
+    </w:p>
+    <w:p>
+      <w:pPr>
+        <w:spacing w:line="360" w:lineRule="auto"/>
+        <w:ind w:firstLine="425"/>
+        <w:jc w:val="both"/>
+        <w:rPr>
+          <w:sz w:val="28"/>
+          <w:szCs w:val="28"/>
+        </w:rPr>
+      </w:pPr>
+    </w:p>
+    <w:p>
+      <w:pPr>
+        <w:spacing w:line="360" w:lineRule="auto"/>
+        <w:ind w:firstLine="425"/>
+        <w:jc w:val="both"/>
+        <w:rPr>
+          <w:sz w:val="28"/>
+          <w:szCs w:val="28"/>
+        </w:rPr>
+      </w:pPr>
+      <w:r>
+        <w:rPr>
+          <w:sz w:val="28"/>
+          <w:szCs w:val="28"/>
+        </w:rPr>
+        <w:t xml:space="preserve">43. Оператор </w:t>
+      </w:r>
+      <w:proofErr w:type="spellStart"/>
+      <w:r>
+        <w:rPr>
+          <w:sz w:val="28"/>
+          <w:szCs w:val="28"/>
+        </w:rPr>
+        <w:t>continue</w:t>
+      </w:r>
+      <w:proofErr w:type="spellEnd"/>
+      <w:r>
+        <w:rPr>
+          <w:sz w:val="28"/>
+          <w:szCs w:val="28"/>
+        </w:rPr>
+        <w:t xml:space="preserve"> нужен для досрочного завершения текущей итерации и немедленного перехода к следующей итерации цикла.</w:t>
+      </w:r>
+    </w:p>
+    <w:p>
+      <w:pPr>
+        <w:spacing w:line="360" w:lineRule="auto"/>
+        <w:ind w:firstLine="425"/>
+        <w:jc w:val="both"/>
+        <w:rPr>
+          <w:sz w:val="28"/>
+          <w:szCs w:val="28"/>
+        </w:rPr>
+      </w:pPr>
+    </w:p>
+    <w:p>
+      <w:pPr>
+        <w:spacing w:line="360" w:lineRule="auto"/>
+        <w:ind w:firstLine="425"/>
+        <w:jc w:val="both"/>
+        <w:rPr>
+          <w:sz w:val="28"/>
+          <w:szCs w:val="28"/>
+        </w:rPr>
+      </w:pPr>
+      <w:r>
+        <w:rPr>
+          <w:sz w:val="28"/>
+          <w:szCs w:val="28"/>
+        </w:rPr>
+        <w:lastRenderedPageBreak/>
+        <w:t xml:space="preserve">44. Формы </w:t>
+      </w:r>
+      <w:proofErr w:type="spellStart"/>
+      <w:r>
+        <w:rPr>
+          <w:sz w:val="28"/>
+          <w:szCs w:val="28"/>
+        </w:rPr>
+        <w:t>foreach</w:t>
+      </w:r>
+      <w:proofErr w:type="spellEnd"/>
+      <w:r>
+        <w:rPr>
+          <w:sz w:val="28"/>
+          <w:szCs w:val="28"/>
+        </w:rPr>
+        <w:t>:</w:t>
+      </w:r>
+    </w:p>
+    <w:p>
+      <w:pPr>
+        <w:spacing w:line="360" w:lineRule="auto"/>
+        <w:ind w:firstLine="425"/>
+        <w:jc w:val="both"/>
+        <w:rPr>
+          <w:sz w:val="28"/>
+          <w:szCs w:val="28"/>
+        </w:rPr>
+      </w:pPr>
+      <w:proofErr w:type="spellStart"/>
+      <w:r>
+        <w:rPr>
+          <w:sz w:val="28"/>
+          <w:szCs w:val="28"/>
+        </w:rPr>
+        <w:t>foreach</w:t>
+      </w:r>
+      <w:proofErr w:type="spellEnd"/>
+      <w:r>
+        <w:rPr>
+          <w:sz w:val="28"/>
+          <w:szCs w:val="28"/>
+        </w:rPr>
+        <w:t xml:space="preserve"> ($массив </w:t>
+      </w:r>
+      <w:proofErr w:type="spellStart"/>
+      <w:r>
+        <w:rPr>
+          <w:sz w:val="28"/>
+          <w:szCs w:val="28"/>
+        </w:rPr>
+        <w:t>as</w:t>
+      </w:r>
+      <w:proofErr w:type="spellEnd"/>
+      <w:r>
+        <w:rPr>
+          <w:sz w:val="28"/>
+          <w:szCs w:val="28"/>
+        </w:rPr>
+        <w:t xml:space="preserve"> $значение) </w:t>
+      </w:r>
+      <w:proofErr w:type="gramStart"/>
+      <w:r>
+        <w:rPr>
+          <w:sz w:val="28"/>
+          <w:szCs w:val="28"/>
+        </w:rPr>
+        <w:t>{ ...</w:t>
+      </w:r>
+      <w:proofErr w:type="gramEnd"/>
+      <w:r>
+        <w:rPr>
+          <w:sz w:val="28"/>
+          <w:szCs w:val="28"/>
+        </w:rPr>
+        <w:t xml:space="preserve"> } </w:t>
+      </w:r>
+      <w:r>
+        <w:rPr>
+          <w:sz w:val="28"/>
+          <w:szCs w:val="28"/>
+        </w:rPr>
+        <w:t xml:space="preserve">- </w:t>
+      </w:r>
+      <w:r>
+        <w:rPr>
+          <w:sz w:val="28"/>
+          <w:szCs w:val="28"/>
+        </w:rPr>
+        <w:t>перебираются только значения.</w:t>
+      </w:r>
+    </w:p>
+    <w:p>
+      <w:pPr>
+        <w:spacing w:line="360" w:lineRule="auto"/>
+        <w:ind w:firstLine="425"/>
+        <w:jc w:val="both"/>
+        <w:rPr>
+          <w:sz w:val="28"/>
+          <w:szCs w:val="28"/>
+        </w:rPr>
+      </w:pPr>
+      <w:proofErr w:type="spellStart"/>
+      <w:r>
+        <w:rPr>
+          <w:sz w:val="28"/>
+          <w:szCs w:val="28"/>
+        </w:rPr>
+        <w:t>foreach</w:t>
+      </w:r>
+      <w:proofErr w:type="spellEnd"/>
+      <w:r>
+        <w:rPr>
+          <w:sz w:val="28"/>
+          <w:szCs w:val="28"/>
+        </w:rPr>
+        <w:t xml:space="preserve"> ($массив </w:t>
+      </w:r>
+      <w:proofErr w:type="spellStart"/>
+      <w:r>
+        <w:rPr>
+          <w:sz w:val="28"/>
+          <w:szCs w:val="28"/>
+        </w:rPr>
+        <w:t>as</w:t>
+      </w:r>
+      <w:proofErr w:type="spellEnd"/>
+      <w:r>
+        <w:rPr>
+          <w:sz w:val="28"/>
+          <w:szCs w:val="28"/>
+        </w:rPr>
+        <w:t xml:space="preserve"> $ключ =&gt; $значение) </w:t>
+      </w:r>
+      <w:proofErr w:type="gramStart"/>
+      <w:r>
+        <w:rPr>
+          <w:sz w:val="28"/>
+          <w:szCs w:val="28"/>
+        </w:rPr>
+        <w:t>{ ...</w:t>
+      </w:r>
+      <w:proofErr w:type="gramEnd"/>
+      <w:r>
+        <w:rPr>
+          <w:sz w:val="28"/>
+          <w:szCs w:val="28"/>
+        </w:rPr>
+        <w:t xml:space="preserve"> } </w:t>
+      </w:r>
+      <w:r>
+        <w:rPr>
+          <w:sz w:val="28"/>
+          <w:szCs w:val="28"/>
+        </w:rPr>
+        <w:t xml:space="preserve">- </w:t>
+      </w:r>
+      <w:r>
+        <w:rPr>
+          <w:sz w:val="28"/>
+          <w:szCs w:val="28"/>
+        </w:rPr>
+        <w:t>перебираются и ключи, и значения.</w:t>
+      </w:r>
+    </w:p>
+    <w:p>
+      <w:pPr>
+        <w:spacing w:line="360" w:lineRule="auto"/>
+        <w:ind w:firstLine="425"/>
+        <w:jc w:val="both"/>
+        <w:rPr>
+          <w:sz w:val="28"/>
+          <w:szCs w:val="28"/>
+        </w:rPr>
+      </w:pPr>
+      <w:r>
+        <w:rPr>
+          <w:sz w:val="28"/>
+          <w:szCs w:val="28"/>
+        </w:rPr>
+        <w:t xml:space="preserve">Семантика </w:t>
+      </w:r>
+      <w:proofErr w:type="spellStart"/>
+      <w:r>
+        <w:rPr>
+          <w:sz w:val="28"/>
+          <w:szCs w:val="28"/>
+        </w:rPr>
+        <w:t>foreach</w:t>
+      </w:r>
+      <w:proofErr w:type="spellEnd"/>
+      <w:r>
+        <w:rPr>
+          <w:sz w:val="28"/>
+          <w:szCs w:val="28"/>
+        </w:rPr>
+        <w:t xml:space="preserve"> </w:t>
+      </w:r>
+      <w:r>
+        <w:rPr>
+          <w:sz w:val="28"/>
+          <w:szCs w:val="28"/>
+        </w:rPr>
+        <w:t xml:space="preserve">- </w:t>
+      </w:r>
+      <w:r>
+        <w:rPr>
+          <w:sz w:val="28"/>
+          <w:szCs w:val="28"/>
+        </w:rPr>
+        <w:t>удобный перебор массива без явного счётчика цикла.</w:t>
+      </w:r>
+    </w:p>
+    <w:p>
+      <w:pPr>
+        <w:spacing w:line="360" w:lineRule="auto"/>
+        <w:ind w:firstLine="425"/>
+        <w:jc w:val="both"/>
+        <w:rPr>
+          <w:sz w:val="28"/>
+          <w:szCs w:val="28"/>
+        </w:rPr>
+      </w:pPr>
+    </w:p>
+    <w:p>
+      <w:pPr>
+        <w:spacing w:line="360" w:lineRule="auto"/>
+        <w:ind w:firstLine="425"/>
+        <w:jc w:val="both"/>
+        <w:rPr>
+          <w:sz w:val="28"/>
+          <w:szCs w:val="28"/>
+        </w:rPr>
+      </w:pPr>
+      <w:r>
+        <w:rPr>
+          <w:sz w:val="28"/>
+          <w:szCs w:val="28"/>
+        </w:rPr>
+        <w:t xml:space="preserve">45. Альтернативная форма операторов цикла </w:t>
+      </w:r>
+      <w:r>
+        <w:rPr>
+          <w:sz w:val="28"/>
+          <w:szCs w:val="28"/>
+        </w:rPr>
+        <w:t xml:space="preserve">- </w:t>
+      </w:r>
+      <w:r>
+        <w:rPr>
+          <w:sz w:val="28"/>
+          <w:szCs w:val="28"/>
+        </w:rPr>
+        <w:t xml:space="preserve">это запись, в которой вместо </w:t>
+      </w:r>
+      <w:proofErr w:type="gramStart"/>
+      <w:r>
+        <w:rPr>
+          <w:sz w:val="28"/>
+          <w:szCs w:val="28"/>
+        </w:rPr>
+        <w:t>{ ставится</w:t>
+      </w:r>
+      <w:proofErr w:type="gramEnd"/>
+      <w:r>
+        <w:rPr>
+          <w:sz w:val="28"/>
+          <w:szCs w:val="28"/>
+        </w:rPr>
+        <w:t xml:space="preserve"> :, а вместо } </w:t>
+      </w:r>
+      <w:r>
+        <w:rPr>
+          <w:sz w:val="28"/>
+          <w:szCs w:val="28"/>
+        </w:rPr>
+        <w:t xml:space="preserve">- </w:t>
+      </w:r>
+      <w:r>
+        <w:rPr>
+          <w:sz w:val="28"/>
+          <w:szCs w:val="28"/>
+        </w:rPr>
+        <w:t xml:space="preserve">специальное слово окончания конструкции: </w:t>
+      </w:r>
+      <w:proofErr w:type="spellStart"/>
+      <w:r>
+        <w:rPr>
+          <w:sz w:val="28"/>
+          <w:szCs w:val="28"/>
+        </w:rPr>
+        <w:t>endwhile</w:t>
+      </w:r>
+      <w:proofErr w:type="spellEnd"/>
+      <w:r>
+        <w:rPr>
+          <w:sz w:val="28"/>
+          <w:szCs w:val="28"/>
+        </w:rPr>
+        <w:t xml:space="preserve">, </w:t>
+      </w:r>
+      <w:proofErr w:type="spellStart"/>
+      <w:r>
+        <w:rPr>
+          <w:sz w:val="28"/>
+          <w:szCs w:val="28"/>
+        </w:rPr>
+        <w:t>endfor</w:t>
+      </w:r>
+      <w:proofErr w:type="spellEnd"/>
+      <w:r>
+        <w:rPr>
+          <w:sz w:val="28"/>
+          <w:szCs w:val="28"/>
+        </w:rPr>
+        <w:t xml:space="preserve">, </w:t>
+      </w:r>
+      <w:proofErr w:type="spellStart"/>
+      <w:r>
+        <w:rPr>
+          <w:sz w:val="28"/>
+          <w:szCs w:val="28"/>
+        </w:rPr>
+        <w:t>endforeach</w:t>
+      </w:r>
+      <w:proofErr w:type="spellEnd"/>
+      <w:r>
+        <w:rPr>
+          <w:sz w:val="28"/>
+          <w:szCs w:val="28"/>
+        </w:rPr>
+        <w:t>. Такая форма часто используется в смешанном PHP и HTML коде.</w:t>
+      </w:r>
+    </w:p>
+    <w:p/>
     <w:sectPr>
       <w:pgSz w:w="11906" w:h="16838"/>
       <w:pgMar w:top="1134" w:right="850" w:bottom="1134" w:left="1701" w:header="708" w:footer="708" w:gutter="0"/>
@@ -1198,7 +4687,7 @@
 </file>
 
 <file path=customXml/itemProps1.xml><?xml version="1.0" encoding="utf-8"?>
-<ds:datastoreItem xmlns:ds="http://schemas.openxmlformats.org/officeDocument/2006/customXml" ds:itemID="{C3AEF978-CDF1-45C1-8E6B-D0D2EB5748D9}">
+<ds:datastoreItem xmlns:ds="http://schemas.openxmlformats.org/officeDocument/2006/customXml" ds:itemID="{8B605A2A-9F81-458D-800C-0B258398A324}">
   <ds:schemaRefs>
     <ds:schemaRef ds:uri="http://schemas.openxmlformats.org/officeDocument/2006/bibliography"/>
   </ds:schemaRefs>
